--- a/pr-preview/pr-341/estimation-handout.docx
+++ b/pr-preview/pr-341/estimation-handout.docx
@@ -15,7 +15,7 @@
         <w:pStyle w:val="Date"/>
       </w:pPr>
       <w:r>
-        <w:t xml:space="preserve">Last modified: 2026-10-18 13:29:01 (PDT)</w:t>
+        <w:t xml:space="preserve">Last modified: 2026-10-18 14:27:47 (PDT)</w:t>
       </w:r>
     </w:p>
     <w:bookmarkStart w:id="14" w:name="scientific-models"/>
@@ -8415,9 +8415,25 @@
         <w:t xml:space="preserve"> </w:t>
       </w:r>
       <m:oMath>
-        <m:r>
-          <m:t>μ</m:t>
-        </m:r>
+        <m:sSub>
+          <m:e>
+            <m:r>
+              <m:t>μ</m:t>
+            </m:r>
+          </m:e>
+          <m:sub>
+            <m:acc>
+              <m:accPr>
+                <m:chr m:val="̂"/>
+              </m:accPr>
+              <m:e>
+                <m:r>
+                  <m:t>θ</m:t>
+                </m:r>
+              </m:e>
+            </m:acc>
+          </m:sub>
+        </m:sSub>
         <m:r>
           <m:rPr>
             <m:sty m:val="p"/>
@@ -8520,7 +8536,39 @@
         <m:sSup>
           <m:e>
             <m:r>
-              <m:t>μ</m:t>
+              <m:t>​</m:t>
+            </m:r>
+            <m:d>
+              <m:dPr>
+                <m:begChr m:val="("/>
+                <m:sepChr m:val=""/>
+                <m:endChr m:val=")"/>
+                <m:grow/>
+              </m:dPr>
+              <m:e>
+                <m:sSub>
+                  <m:e>
+                    <m:r>
+                      <m:t>μ</m:t>
+                    </m:r>
+                  </m:e>
+                  <m:sub>
+                    <m:acc>
+                      <m:accPr>
+                        <m:chr m:val="̂"/>
+                      </m:accPr>
+                      <m:e>
+                        <m:r>
+                          <m:t>θ</m:t>
+                        </m:r>
+                      </m:e>
+                    </m:acc>
+                  </m:sub>
+                </m:sSub>
+              </m:e>
+            </m:d>
+            <m:r>
+              <m:t>​</m:t>
             </m:r>
           </m:e>
           <m:sup>
@@ -8563,7 +8611,39 @@
         <m:sSup>
           <m:e>
             <m:r>
-              <m:t>μ</m:t>
+              <m:t>​</m:t>
+            </m:r>
+            <m:d>
+              <m:dPr>
+                <m:begChr m:val="("/>
+                <m:sepChr m:val=""/>
+                <m:endChr m:val=")"/>
+                <m:grow/>
+              </m:dPr>
+              <m:e>
+                <m:sSub>
+                  <m:e>
+                    <m:r>
+                      <m:t>μ</m:t>
+                    </m:r>
+                  </m:e>
+                  <m:sub>
+                    <m:acc>
+                      <m:accPr>
+                        <m:chr m:val="̂"/>
+                      </m:accPr>
+                      <m:e>
+                        <m:r>
+                          <m:t>θ</m:t>
+                        </m:r>
+                      </m:e>
+                    </m:acc>
+                  </m:sub>
+                </m:sSub>
+              </m:e>
+            </m:d>
+            <m:r>
+              <m:t>​</m:t>
             </m:r>
           </m:e>
           <m:sup>
@@ -8581,9 +8661,25 @@
         <m:r>
           <m:t>2</m:t>
         </m:r>
-        <m:r>
-          <m:t>μ</m:t>
-        </m:r>
+        <m:sSub>
+          <m:e>
+            <m:r>
+              <m:t>μ</m:t>
+            </m:r>
+          </m:e>
+          <m:sub>
+            <m:acc>
+              <m:accPr>
+                <m:chr m:val="̂"/>
+              </m:accPr>
+              <m:e>
+                <m:r>
+                  <m:t>θ</m:t>
+                </m:r>
+              </m:e>
+            </m:acc>
+          </m:sub>
+        </m:sSub>
         <m:r>
           <m:t>θ</m:t>
         </m:r>
@@ -8735,7 +8831,39 @@
               <m:sSup>
                 <m:e>
                   <m:r>
-                    <m:t>μ</m:t>
+                    <m:t>​</m:t>
+                  </m:r>
+                  <m:d>
+                    <m:dPr>
+                      <m:begChr m:val="("/>
+                      <m:sepChr m:val=""/>
+                      <m:endChr m:val=")"/>
+                      <m:grow/>
+                    </m:dPr>
+                    <m:e>
+                      <m:sSub>
+                        <m:e>
+                          <m:r>
+                            <m:t>μ</m:t>
+                          </m:r>
+                        </m:e>
+                        <m:sub>
+                          <m:acc>
+                            <m:accPr>
+                              <m:chr m:val="̂"/>
+                            </m:accPr>
+                            <m:e>
+                              <m:r>
+                                <m:t>θ</m:t>
+                              </m:r>
+                            </m:e>
+                          </m:acc>
+                        </m:sub>
+                      </m:sSub>
+                    </m:e>
+                  </m:d>
+                  <m:r>
+                    <m:t>​</m:t>
                   </m:r>
                 </m:e>
                 <m:sup>
@@ -8753,9 +8881,25 @@
               <m:r>
                 <m:t>2</m:t>
               </m:r>
-              <m:r>
-                <m:t>μ</m:t>
-              </m:r>
+              <m:sSub>
+                <m:e>
+                  <m:r>
+                    <m:t>μ</m:t>
+                  </m:r>
+                </m:e>
+                <m:sub>
+                  <m:acc>
+                    <m:accPr>
+                      <m:chr m:val="̂"/>
+                    </m:accPr>
+                    <m:e>
+                      <m:r>
+                        <m:t>θ</m:t>
+                      </m:r>
+                    </m:e>
+                  </m:acc>
+                </m:sub>
+              </m:sSub>
               <m:r>
                 <m:t>θ</m:t>
               </m:r>
@@ -8842,7 +8986,39 @@
               <m:sSup>
                 <m:e>
                   <m:r>
-                    <m:t>μ</m:t>
+                    <m:t>​</m:t>
+                  </m:r>
+                  <m:d>
+                    <m:dPr>
+                      <m:begChr m:val="("/>
+                      <m:sepChr m:val=""/>
+                      <m:endChr m:val=")"/>
+                      <m:grow/>
+                    </m:dPr>
+                    <m:e>
+                      <m:sSub>
+                        <m:e>
+                          <m:r>
+                            <m:t>μ</m:t>
+                          </m:r>
+                        </m:e>
+                        <m:sub>
+                          <m:acc>
+                            <m:accPr>
+                              <m:chr m:val="̂"/>
+                            </m:accPr>
+                            <m:e>
+                              <m:r>
+                                <m:t>θ</m:t>
+                              </m:r>
+                            </m:e>
+                          </m:acc>
+                        </m:sub>
+                      </m:sSub>
+                    </m:e>
+                  </m:d>
+                  <m:r>
+                    <m:t>​</m:t>
                   </m:r>
                 </m:e>
                 <m:sup>
@@ -8860,9 +9036,25 @@
               <m:r>
                 <m:t>2</m:t>
               </m:r>
-              <m:r>
-                <m:t>μ</m:t>
-              </m:r>
+              <m:sSub>
+                <m:e>
+                  <m:r>
+                    <m:t>μ</m:t>
+                  </m:r>
+                </m:e>
+                <m:sub>
+                  <m:acc>
+                    <m:accPr>
+                      <m:chr m:val="̂"/>
+                    </m:accPr>
+                    <m:e>
+                      <m:r>
+                        <m:t>θ</m:t>
+                      </m:r>
+                    </m:e>
+                  </m:acc>
+                </m:sub>
+              </m:sSub>
               <m:r>
                 <m:t>θ</m:t>
               </m:r>
@@ -8940,7 +9132,39 @@
               <m:sSup>
                 <m:e>
                   <m:r>
-                    <m:t>μ</m:t>
+                    <m:t>​</m:t>
+                  </m:r>
+                  <m:d>
+                    <m:dPr>
+                      <m:begChr m:val="("/>
+                      <m:sepChr m:val=""/>
+                      <m:endChr m:val=")"/>
+                      <m:grow/>
+                    </m:dPr>
+                    <m:e>
+                      <m:sSub>
+                        <m:e>
+                          <m:r>
+                            <m:t>μ</m:t>
+                          </m:r>
+                        </m:e>
+                        <m:sub>
+                          <m:acc>
+                            <m:accPr>
+                              <m:chr m:val="̂"/>
+                            </m:accPr>
+                            <m:e>
+                              <m:r>
+                                <m:t>θ</m:t>
+                              </m:r>
+                            </m:e>
+                          </m:acc>
+                        </m:sub>
+                      </m:sSub>
+                    </m:e>
+                  </m:d>
+                  <m:r>
+                    <m:t>​</m:t>
                   </m:r>
                 </m:e>
                 <m:sup>
@@ -9023,9 +9247,25 @@
               <m:r>
                 <m:t>2</m:t>
               </m:r>
-              <m:r>
-                <m:t>μ</m:t>
-              </m:r>
+              <m:sSub>
+                <m:e>
+                  <m:r>
+                    <m:t>μ</m:t>
+                  </m:r>
+                </m:e>
+                <m:sub>
+                  <m:acc>
+                    <m:accPr>
+                      <m:chr m:val="̂"/>
+                    </m:accPr>
+                    <m:e>
+                      <m:r>
+                        <m:t>θ</m:t>
+                      </m:r>
+                    </m:e>
+                  </m:acc>
+                </m:sub>
+              </m:sSub>
               <m:r>
                 <m:t>θ</m:t>
               </m:r>
@@ -9056,7 +9296,39 @@
               <m:sSup>
                 <m:e>
                   <m:r>
-                    <m:t>μ</m:t>
+                    <m:t>​</m:t>
+                  </m:r>
+                  <m:d>
+                    <m:dPr>
+                      <m:begChr m:val="("/>
+                      <m:sepChr m:val=""/>
+                      <m:endChr m:val=")"/>
+                      <m:grow/>
+                    </m:dPr>
+                    <m:e>
+                      <m:sSub>
+                        <m:e>
+                          <m:r>
+                            <m:t>μ</m:t>
+                          </m:r>
+                        </m:e>
+                        <m:sub>
+                          <m:acc>
+                            <m:accPr>
+                              <m:chr m:val="̂"/>
+                            </m:accPr>
+                            <m:e>
+                              <m:r>
+                                <m:t>θ</m:t>
+                              </m:r>
+                            </m:e>
+                          </m:acc>
+                        </m:sub>
+                      </m:sSub>
+                    </m:e>
+                  </m:d>
+                  <m:r>
+                    <m:t>​</m:t>
                   </m:r>
                 </m:e>
                 <m:sup>
@@ -9074,7 +9346,39 @@
               <m:sSup>
                 <m:e>
                   <m:r>
-                    <m:t>μ</m:t>
+                    <m:t>​</m:t>
+                  </m:r>
+                  <m:d>
+                    <m:dPr>
+                      <m:begChr m:val="("/>
+                      <m:sepChr m:val=""/>
+                      <m:endChr m:val=")"/>
+                      <m:grow/>
+                    </m:dPr>
+                    <m:e>
+                      <m:sSub>
+                        <m:e>
+                          <m:r>
+                            <m:t>μ</m:t>
+                          </m:r>
+                        </m:e>
+                        <m:sub>
+                          <m:acc>
+                            <m:accPr>
+                              <m:chr m:val="̂"/>
+                            </m:accPr>
+                            <m:e>
+                              <m:r>
+                                <m:t>θ</m:t>
+                              </m:r>
+                            </m:e>
+                          </m:acc>
+                        </m:sub>
+                      </m:sSub>
+                    </m:e>
+                  </m:d>
+                  <m:r>
+                    <m:t>​</m:t>
                   </m:r>
                 </m:e>
                 <m:sup>
@@ -9157,9 +9461,25 @@
               <m:r>
                 <m:t>2</m:t>
               </m:r>
-              <m:r>
-                <m:t>μ</m:t>
-              </m:r>
+              <m:sSub>
+                <m:e>
+                  <m:r>
+                    <m:t>μ</m:t>
+                  </m:r>
+                </m:e>
+                <m:sub>
+                  <m:acc>
+                    <m:accPr>
+                      <m:chr m:val="̂"/>
+                    </m:accPr>
+                    <m:e>
+                      <m:r>
+                        <m:t>θ</m:t>
+                      </m:r>
+                    </m:e>
+                  </m:acc>
+                </m:sub>
+              </m:sSub>
               <m:r>
                 <m:t>θ</m:t>
               </m:r>
@@ -9201,7 +9521,39 @@
                   <m:sSup>
                     <m:e>
                       <m:r>
-                        <m:t>μ</m:t>
+                        <m:t>​</m:t>
+                      </m:r>
+                      <m:d>
+                        <m:dPr>
+                          <m:begChr m:val="("/>
+                          <m:sepChr m:val=""/>
+                          <m:endChr m:val=")"/>
+                          <m:grow/>
+                        </m:dPr>
+                        <m:e>
+                          <m:sSub>
+                            <m:e>
+                              <m:r>
+                                <m:t>μ</m:t>
+                              </m:r>
+                            </m:e>
+                            <m:sub>
+                              <m:acc>
+                                <m:accPr>
+                                  <m:chr m:val="̂"/>
+                                </m:accPr>
+                                <m:e>
+                                  <m:r>
+                                    <m:t>θ</m:t>
+                                  </m:r>
+                                </m:e>
+                              </m:acc>
+                            </m:sub>
+                          </m:sSub>
+                        </m:e>
+                      </m:d>
+                      <m:r>
+                        <m:t>​</m:t>
                       </m:r>
                     </m:e>
                     <m:sup>
@@ -9219,7 +9571,39 @@
                   <m:sSup>
                     <m:e>
                       <m:r>
-                        <m:t>μ</m:t>
+                        <m:t>​</m:t>
+                      </m:r>
+                      <m:d>
+                        <m:dPr>
+                          <m:begChr m:val="("/>
+                          <m:sepChr m:val=""/>
+                          <m:endChr m:val=")"/>
+                          <m:grow/>
+                        </m:dPr>
+                        <m:e>
+                          <m:sSub>
+                            <m:e>
+                              <m:r>
+                                <m:t>μ</m:t>
+                              </m:r>
+                            </m:e>
+                            <m:sub>
+                              <m:acc>
+                                <m:accPr>
+                                  <m:chr m:val="̂"/>
+                                </m:accPr>
+                                <m:e>
+                                  <m:r>
+                                    <m:t>θ</m:t>
+                                  </m:r>
+                                </m:e>
+                              </m:acc>
+                            </m:sub>
+                          </m:sSub>
+                        </m:e>
+                      </m:d>
+                      <m:r>
+                        <m:t>​</m:t>
                       </m:r>
                     </m:e>
                     <m:sup>
@@ -9307,9 +9691,25 @@
               <m:r>
                 <m:t>2</m:t>
               </m:r>
-              <m:r>
-                <m:t>μ</m:t>
-              </m:r>
+              <m:sSub>
+                <m:e>
+                  <m:r>
+                    <m:t>μ</m:t>
+                  </m:r>
+                </m:e>
+                <m:sub>
+                  <m:acc>
+                    <m:accPr>
+                      <m:chr m:val="̂"/>
+                    </m:accPr>
+                    <m:e>
+                      <m:r>
+                        <m:t>θ</m:t>
+                      </m:r>
+                    </m:e>
+                  </m:acc>
+                </m:sub>
+              </m:sSub>
               <m:r>
                 <m:t>θ</m:t>
               </m:r>
@@ -9442,9 +9842,25 @@
               <m:r>
                 <m:t>2</m:t>
               </m:r>
-              <m:r>
-                <m:t>μ</m:t>
-              </m:r>
+              <m:sSub>
+                <m:e>
+                  <m:r>
+                    <m:t>μ</m:t>
+                  </m:r>
+                </m:e>
+                <m:sub>
+                  <m:acc>
+                    <m:accPr>
+                      <m:chr m:val="̂"/>
+                    </m:accPr>
+                    <m:e>
+                      <m:r>
+                        <m:t>θ</m:t>
+                      </m:r>
+                    </m:e>
+                  </m:acc>
+                </m:sub>
+              </m:sSub>
               <m:r>
                 <m:t>θ</m:t>
               </m:r>

--- a/pr-preview/pr-341/estimation-handout.docx
+++ b/pr-preview/pr-341/estimation-handout.docx
@@ -15,7 +15,7 @@
         <w:pStyle w:val="Date"/>
       </w:pPr>
       <w:r>
-        <w:t xml:space="preserve">Last modified: 2026-10-18 14:27:47 (PDT)</w:t>
+        <w:t xml:space="preserve">Last modified: 2026-10-18 17:07:37 (PDT)</w:t>
       </w:r>
     </w:p>
     <w:bookmarkStart w:id="14" w:name="scientific-models"/>
@@ -8585,7 +8585,24 @@
         <w:t xml:space="preserve"> </w:t>
       </w:r>
       <w:r>
-        <w:t xml:space="preserve">and the squared bias from</w:t>
+        <w:t xml:space="preserve">and the squared</w:t>
+      </w:r>
+      <w:r>
+        <w:t xml:space="preserve"> </w:t>
+      </w:r>
+      <w:hyperlink w:anchor="def-bias">
+        <w:r>
+          <w:rPr>
+            <w:rStyle w:val="Hyperlink"/>
+          </w:rPr>
+          <w:t xml:space="preserve">bias</w:t>
+        </w:r>
+      </w:hyperlink>
+      <w:r>
+        <w:t xml:space="preserve"> </w:t>
+      </w:r>
+      <w:r>
+        <w:t xml:space="preserve">from</w:t>
       </w:r>
       <w:r>
         <w:t xml:space="preserve"> </w:t>

--- a/pr-preview/pr-341/estimation-handout.docx
+++ b/pr-preview/pr-341/estimation-handout.docx
@@ -15,7 +15,7 @@
         <w:pStyle w:val="Date"/>
       </w:pPr>
       <w:r>
-        <w:t xml:space="preserve">Last modified: 2026-10-18 17:07:37 (PDT)</w:t>
+        <w:t xml:space="preserve">Last modified: 2026-10-18 22:00:53 (PDT)</w:t>
       </w:r>
     </w:p>
     <w:bookmarkStart w:id="14" w:name="scientific-models"/>
@@ -3882,7 +3882,7 @@
     </w:p>
     <w:bookmarkEnd w:id="36"/>
     <w:bookmarkEnd w:id="37"/>
-    <w:bookmarkStart w:id="106" w:name="sec-est-accuracy"/>
+    <w:bookmarkStart w:id="107" w:name="sec-est-accuracy"/>
     <w:p>
       <w:pPr>
         <w:pStyle w:val="Heading2"/>
@@ -6776,7 +6776,7 @@
     </w:p>
     <w:bookmarkEnd w:id="49"/>
     <w:bookmarkEnd w:id="50"/>
-    <w:bookmarkStart w:id="74" w:name="mean-squared-error"/>
+    <w:bookmarkStart w:id="75" w:name="mean-squared-error"/>
     <w:p>
       <w:pPr>
         <w:pStyle w:val="Heading3"/>
@@ -8194,7 +8194,7 @@
       </w:r>
     </w:p>
     <w:bookmarkEnd w:id="55"/>
-    <w:bookmarkStart w:id="59" w:name="sol-bias-sq-plus-var"/>
+    <w:bookmarkStart w:id="60" w:name="sol-bias-sq-plus-var"/>
     <w:p>
       <w:pPr>
         <w:pStyle w:val="BodyText"/>
@@ -8409,7 +8409,56 @@
         <w:pStyle w:val="FirstParagraph"/>
       </w:pPr>
       <w:r>
-        <w:t xml:space="preserve">Let</w:t>
+        <w:t xml:space="preserve">Let the</w:t>
+      </w:r>
+      <w:r>
+        <w:t xml:space="preserve"> </w:t>
+      </w:r>
+      <w:hyperlink r:id="rId58">
+        <w:r>
+          <w:rPr>
+            <w:rStyle w:val="Hyperlink"/>
+          </w:rPr>
+          <w:t xml:space="preserve">population mean</w:t>
+        </w:r>
+      </w:hyperlink>
+      <w:r>
+        <w:t xml:space="preserve"> </w:t>
+      </w:r>
+      <w:r>
+        <w:t xml:space="preserve">of the</w:t>
+      </w:r>
+      <w:r>
+        <w:t xml:space="preserve"> </w:t>
+      </w:r>
+      <w:hyperlink w:anchor="def-estimator">
+        <w:r>
+          <w:rPr>
+            <w:rStyle w:val="Hyperlink"/>
+          </w:rPr>
+          <w:t xml:space="preserve">estimator</w:t>
+        </w:r>
+      </w:hyperlink>
+      <w:r>
+        <w:t xml:space="preserve"> </w:t>
+      </w:r>
+      <m:oMath>
+        <m:acc>
+          <m:accPr>
+            <m:chr m:val="̂"/>
+          </m:accPr>
+          <m:e>
+            <m:r>
+              <m:t>θ</m:t>
+            </m:r>
+          </m:e>
+        </m:acc>
+      </m:oMath>
+      <w:r>
+        <w:t xml:space="preserve"> </w:t>
+      </w:r>
+      <w:r>
+        <w:t xml:space="preserve">be</w:t>
       </w:r>
       <w:r>
         <w:t xml:space="preserve"> </w:t>
@@ -8480,7 +8529,28 @@
         <w:t xml:space="preserve"> </w:t>
       </w:r>
       <w:r>
-        <w:t xml:space="preserve">Then the variance is</w:t>
+        <w:t xml:space="preserve">Then the variance of</w:t>
+      </w:r>
+      <w:r>
+        <w:t xml:space="preserve"> </w:t>
+      </w:r>
+      <m:oMath>
+        <m:acc>
+          <m:accPr>
+            <m:chr m:val="̂"/>
+          </m:accPr>
+          <m:e>
+            <m:r>
+              <m:t>θ</m:t>
+            </m:r>
+          </m:e>
+        </m:acc>
+      </m:oMath>
+      <w:r>
+        <w:t xml:space="preserve"> </w:t>
+      </w:r>
+      <w:r>
+        <w:t xml:space="preserve">is</w:t>
       </w:r>
       <w:r>
         <w:t xml:space="preserve"> </w:t>
@@ -8598,6 +8668,52 @@
           <w:t xml:space="preserve">bias</w:t>
         </w:r>
       </w:hyperlink>
+      <w:r>
+        <w:t xml:space="preserve"> </w:t>
+      </w:r>
+      <w:r>
+        <w:t xml:space="preserve">of</w:t>
+      </w:r>
+      <w:r>
+        <w:t xml:space="preserve"> </w:t>
+      </w:r>
+      <m:oMath>
+        <m:acc>
+          <m:accPr>
+            <m:chr m:val="̂"/>
+          </m:accPr>
+          <m:e>
+            <m:r>
+              <m:t>θ</m:t>
+            </m:r>
+          </m:e>
+        </m:acc>
+      </m:oMath>
+      <w:r>
+        <w:t xml:space="preserve"> </w:t>
+      </w:r>
+      <w:r>
+        <w:t xml:space="preserve">for the</w:t>
+      </w:r>
+      <w:r>
+        <w:t xml:space="preserve"> </w:t>
+      </w:r>
+      <w:hyperlink w:anchor="def-estimand">
+        <w:r>
+          <w:rPr>
+            <w:rStyle w:val="Hyperlink"/>
+          </w:rPr>
+          <w:t xml:space="preserve">estimand</w:t>
+        </w:r>
+      </w:hyperlink>
+      <w:r>
+        <w:t xml:space="preserve"> </w:t>
+      </w:r>
+      <m:oMath>
+        <m:r>
+          <m:t>θ</m:t>
+        </m:r>
+      </m:oMath>
       <w:r>
         <w:t xml:space="preserve"> </w:t>
       </w:r>
@@ -8733,7 +8849,7 @@
       <w:pPr>
         <w:pStyle w:val="BodyText"/>
       </w:pPr>
-      <w:bookmarkStart w:id="58" w:name="eq-bias-sq-plus-var-exr-2"/>
+      <w:bookmarkStart w:id="59" w:name="eq-bias-sq-plus-var-exr-2"/>
       <m:oMathPara>
         <m:oMathParaPr>
           <m:jc m:val="center"/>
@@ -9962,10 +10078,10 @@
           </m:r>
         </m:oMath>
       </m:oMathPara>
-      <w:bookmarkEnd w:id="58"/>
+      <w:bookmarkEnd w:id="59"/>
     </w:p>
-    <w:bookmarkEnd w:id="59"/>
-    <w:bookmarkStart w:id="60" w:name="thm-bias-sq-plus-var"/>
+    <w:bookmarkEnd w:id="60"/>
+    <w:bookmarkStart w:id="61" w:name="thm-bias-sq-plus-var"/>
     <w:p>
       <w:pPr>
         <w:pStyle w:val="FirstParagraph"/>
@@ -10238,7 +10354,7 @@
         </m:oMath>
       </m:oMathPara>
     </w:p>
-    <w:bookmarkEnd w:id="60"/>
+    <w:bookmarkEnd w:id="61"/>
     <w:p>
       <w:pPr>
         <w:pStyle w:val="FirstParagraph"/>
@@ -10305,7 +10421,7 @@
         <w:t xml:space="preserve">.</w:t>
       </w:r>
     </w:p>
-    <w:bookmarkStart w:id="61" w:name="exr-mse-expand"/>
+    <w:bookmarkStart w:id="62" w:name="exr-mse-expand"/>
     <w:p>
       <w:pPr>
         <w:pStyle w:val="BodyText"/>
@@ -10478,8 +10594,8 @@
         <w:t xml:space="preserve">.</w:t>
       </w:r>
     </w:p>
-    <w:bookmarkEnd w:id="61"/>
-    <w:bookmarkStart w:id="62" w:name="sol-mse-expand"/>
+    <w:bookmarkEnd w:id="62"/>
+    <w:bookmarkStart w:id="63" w:name="sol-mse-expand"/>
     <w:p>
       <w:pPr>
         <w:pStyle w:val="BodyText"/>
@@ -11283,8 +11399,8 @@
         </m:oMath>
       </m:oMathPara>
     </w:p>
-    <w:bookmarkEnd w:id="62"/>
-    <w:bookmarkStart w:id="63" w:name="thm-mse-expand"/>
+    <w:bookmarkEnd w:id="63"/>
+    <w:bookmarkStart w:id="64" w:name="thm-mse-expand"/>
     <w:p>
       <w:pPr>
         <w:pStyle w:val="FirstParagraph"/>
@@ -11511,7 +11627,7 @@
         </m:oMath>
       </m:oMathPara>
     </w:p>
-    <w:bookmarkEnd w:id="63"/>
+    <w:bookmarkEnd w:id="64"/>
     <w:p>
       <w:pPr>
         <w:pStyle w:val="FirstParagraph"/>
@@ -11558,7 +11674,7 @@
         <w:t xml:space="preserve">.</w:t>
       </w:r>
     </w:p>
-    <w:bookmarkStart w:id="65" w:name="thm-mse-bias-variance"/>
+    <w:bookmarkStart w:id="66" w:name="thm-mse-bias-variance"/>
     <w:p>
       <w:pPr>
         <w:pStyle w:val="BodyText"/>
@@ -11599,7 +11715,7 @@
       <w:pPr>
         <w:pStyle w:val="BodyText"/>
       </w:pPr>
-      <w:bookmarkStart w:id="64" w:name="eq-mse"/>
+      <w:bookmarkStart w:id="65" w:name="eq-mse"/>
       <m:oMathPara>
         <m:oMathParaPr>
           <m:jc m:val="center"/>
@@ -11758,9 +11874,9 @@
           </m:r>
         </m:oMath>
       </m:oMathPara>
-      <w:bookmarkEnd w:id="64"/>
+      <w:bookmarkEnd w:id="65"/>
     </w:p>
-    <w:bookmarkEnd w:id="65"/>
+    <w:bookmarkEnd w:id="66"/>
     <w:p>
       <w:pPr>
         <w:pStyle w:val="FirstParagraph"/>
@@ -12076,7 +12192,7 @@
         <w:t xml:space="preserve">so they are equal to each other.</w:t>
       </w:r>
     </w:p>
-    <w:bookmarkStart w:id="68" w:name="rem-mse-bias-variance-prediction"/>
+    <w:bookmarkStart w:id="69" w:name="rem-mse-bias-variance-prediction"/>
     <w:p>
       <w:pPr>
         <w:pStyle w:val="BodyText"/>
@@ -12196,7 +12312,7 @@
       <w:r>
         <w:t xml:space="preserve"> </w:t>
       </w:r>
-      <w:hyperlink r:id="rId66">
+      <w:hyperlink r:id="rId67">
         <w:r>
           <w:rPr>
             <w:rStyle w:val="Hyperlink"/>
@@ -12219,7 +12335,7 @@
       <w:r>
         <w:t xml:space="preserve"> </w:t>
       </w:r>
-      <w:hyperlink r:id="rId67">
+      <w:hyperlink r:id="rId68">
         <w:r>
           <w:rPr>
             <w:rStyle w:val="Hyperlink"/>
@@ -12240,8 +12356,8 @@
         <w:t xml:space="preserve">No choice of prediction can remove the extra term.</w:t>
       </w:r>
     </w:p>
-    <w:bookmarkEnd w:id="68"/>
-    <w:bookmarkStart w:id="70" w:name="exm-mse-sample-mean"/>
+    <w:bookmarkEnd w:id="69"/>
+    <w:bookmarkStart w:id="71" w:name="exm-mse-sample-mean"/>
     <w:p>
       <w:pPr>
         <w:pStyle w:val="FirstParagraph"/>
@@ -13653,7 +13769,7 @@
       <w:r>
         <w:t xml:space="preserve"> </w:t>
       </w:r>
-      <w:hyperlink r:id="rId69">
+      <w:hyperlink r:id="rId70">
         <w:r>
           <w:rPr>
             <w:rStyle w:val="Hyperlink"/>
@@ -13951,8 +14067,8 @@
         <w:t xml:space="preserve">’s.</w:t>
       </w:r>
     </w:p>
-    <w:bookmarkEnd w:id="70"/>
-    <w:bookmarkStart w:id="71" w:name="def-rmse"/>
+    <w:bookmarkEnd w:id="71"/>
+    <w:bookmarkStart w:id="72" w:name="def-rmse"/>
     <w:p>
       <w:pPr>
         <w:pStyle w:val="BodyText"/>
@@ -14164,8 +14280,8 @@
         <w:t xml:space="preserve">.</w:t>
       </w:r>
     </w:p>
-    <w:bookmarkEnd w:id="71"/>
-    <w:bookmarkStart w:id="72" w:name="exm-rmse-sample-mean"/>
+    <w:bookmarkEnd w:id="72"/>
+    <w:bookmarkStart w:id="73" w:name="exm-rmse-sample-mean"/>
     <w:p>
       <w:pPr>
         <w:pStyle w:val="BodyText"/>
@@ -14253,8 +14369,8 @@
         <w:t xml:space="preserve">.</w:t>
       </w:r>
     </w:p>
-    <w:bookmarkEnd w:id="72"/>
-    <w:bookmarkStart w:id="73" w:name="rem-rmse-units"/>
+    <w:bookmarkEnd w:id="73"/>
+    <w:bookmarkStart w:id="74" w:name="rem-rmse-units"/>
     <w:p>
       <w:pPr>
         <w:pStyle w:val="BodyText"/>
@@ -14273,7 +14389,7 @@
         <w:t xml:space="preserve">The pRMSE has the same units as the estimand.</w:t>
       </w:r>
     </w:p>
-    <w:bookmarkEnd w:id="73"/>
+    <w:bookmarkEnd w:id="74"/>
     <w:p>
       <w:pPr>
         <w:pStyle w:val="BodyText"/>
@@ -14288,8 +14404,8 @@
         <w:t xml:space="preserve">covers mean squared error.</w:t>
       </w:r>
     </w:p>
-    <w:bookmarkEnd w:id="74"/>
-    <w:bookmarkStart w:id="88" w:name="sec-unbiased-estimators"/>
+    <w:bookmarkEnd w:id="75"/>
+    <w:bookmarkStart w:id="89" w:name="sec-unbiased-estimators"/>
     <w:p>
       <w:pPr>
         <w:pStyle w:val="Heading3"/>
@@ -14298,7 +14414,7 @@
         <w:t xml:space="preserve">3.6 Unbiased estimators</w:t>
       </w:r>
     </w:p>
-    <w:bookmarkStart w:id="75" w:name="def-unbiased"/>
+    <w:bookmarkStart w:id="76" w:name="def-unbiased"/>
     <w:p>
       <w:pPr>
         <w:pStyle w:val="FirstParagraph"/>
@@ -14424,8 +14540,8 @@
         </m:oMath>
       </m:oMathPara>
     </w:p>
-    <w:bookmarkEnd w:id="75"/>
-    <w:bookmarkStart w:id="76" w:name="def-biased"/>
+    <w:bookmarkEnd w:id="76"/>
+    <w:bookmarkStart w:id="77" w:name="def-biased"/>
     <w:p>
       <w:pPr>
         <w:pStyle w:val="FirstParagraph"/>
@@ -14551,8 +14667,8 @@
         </m:oMath>
       </m:oMathPara>
     </w:p>
-    <w:bookmarkEnd w:id="76"/>
-    <w:bookmarkStart w:id="77" w:name="exm-unbiased-sample-mean"/>
+    <w:bookmarkEnd w:id="77"/>
+    <w:bookmarkStart w:id="78" w:name="exm-unbiased-sample-mean"/>
     <w:p>
       <w:pPr>
         <w:pStyle w:val="FirstParagraph"/>
@@ -14766,8 +14882,8 @@
         <w:t xml:space="preserve">.</w:t>
       </w:r>
     </w:p>
-    <w:bookmarkEnd w:id="77"/>
-    <w:bookmarkStart w:id="79" w:name="exm-biased-variance-mle"/>
+    <w:bookmarkEnd w:id="78"/>
+    <w:bookmarkStart w:id="80" w:name="exm-biased-variance-mle"/>
     <w:p>
       <w:pPr>
         <w:pStyle w:val="BodyText"/>
@@ -14945,7 +15061,7 @@
       <w:r>
         <w:t xml:space="preserve"> </w:t>
       </w:r>
-      <w:hyperlink r:id="rId78">
+      <w:hyperlink r:id="rId79">
         <w:r>
           <w:rPr>
             <w:rStyle w:val="Hyperlink"/>
@@ -20117,8 +20233,8 @@
         <w:t xml:space="preserve">grows.</w:t>
       </w:r>
     </w:p>
-    <w:bookmarkEnd w:id="79"/>
-    <w:bookmarkStart w:id="80" w:name="exr-unbiased-exp"/>
+    <w:bookmarkEnd w:id="80"/>
+    <w:bookmarkStart w:id="81" w:name="exr-unbiased-exp"/>
     <w:p>
       <w:pPr>
         <w:pStyle w:val="BodyText"/>
@@ -20249,8 +20365,8 @@
         <w:t xml:space="preserve">.</w:t>
       </w:r>
     </w:p>
-    <w:bookmarkEnd w:id="80"/>
-    <w:bookmarkStart w:id="81" w:name="sol-unbiased-exp"/>
+    <w:bookmarkEnd w:id="81"/>
+    <w:bookmarkStart w:id="82" w:name="sol-unbiased-exp"/>
     <w:p>
       <w:pPr>
         <w:pStyle w:val="BodyText"/>
@@ -20475,8 +20591,8 @@
         <w:t xml:space="preserve">.</w:t>
       </w:r>
     </w:p>
-    <w:bookmarkEnd w:id="81"/>
-    <w:bookmarkStart w:id="82" w:name="exr-unbiased-mse"/>
+    <w:bookmarkEnd w:id="82"/>
+    <w:bookmarkStart w:id="83" w:name="exr-unbiased-mse"/>
     <w:p>
       <w:pPr>
         <w:pStyle w:val="BodyText"/>
@@ -20570,8 +20686,8 @@
         <w:t xml:space="preserve">in terms of its variance.</w:t>
       </w:r>
     </w:p>
-    <w:bookmarkEnd w:id="82"/>
-    <w:bookmarkStart w:id="83" w:name="sol-unbiased-mse"/>
+    <w:bookmarkEnd w:id="83"/>
+    <w:bookmarkStart w:id="84" w:name="sol-unbiased-mse"/>
     <w:p>
       <w:pPr>
         <w:pStyle w:val="BodyText"/>
@@ -20910,8 +21026,8 @@
         </m:oMath>
       </m:oMathPara>
     </w:p>
-    <w:bookmarkEnd w:id="83"/>
-    <w:bookmarkStart w:id="86" w:name="thm-unbiased-props"/>
+    <w:bookmarkEnd w:id="84"/>
+    <w:bookmarkStart w:id="87" w:name="thm-unbiased-props"/>
     <w:p>
       <w:pPr>
         <w:pStyle w:val="FirstParagraph"/>
@@ -20983,7 +21099,7 @@
       <w:pPr>
         <w:pStyle w:val="BodyText"/>
       </w:pPr>
-      <w:bookmarkStart w:id="84" w:name="eq-unbiased-exp"/>
+      <w:bookmarkStart w:id="85" w:name="eq-unbiased-exp"/>
       <m:oMathPara>
         <m:oMathParaPr>
           <m:jc m:val="center"/>
@@ -21050,13 +21166,13 @@
           </m:r>
         </m:oMath>
       </m:oMathPara>
-      <w:bookmarkEnd w:id="84"/>
+      <w:bookmarkEnd w:id="85"/>
     </w:p>
     <w:p>
       <w:pPr>
         <w:pStyle w:val="FirstParagraph"/>
       </w:pPr>
-      <w:bookmarkStart w:id="85" w:name="eq-unbiased-mse"/>
+      <w:bookmarkStart w:id="86" w:name="eq-unbiased-mse"/>
       <m:oMathPara>
         <m:oMathParaPr>
           <m:jc m:val="center"/>
@@ -21152,9 +21268,9 @@
           </m:r>
         </m:oMath>
       </m:oMathPara>
-      <w:bookmarkEnd w:id="85"/>
+      <w:bookmarkEnd w:id="86"/>
     </w:p>
-    <w:bookmarkEnd w:id="86"/>
+    <w:bookmarkEnd w:id="87"/>
     <w:p>
       <w:pPr>
         <w:pStyle w:val="FirstParagraph"/>
@@ -21245,7 +21361,7 @@
       <w:r>
         <w:t xml:space="preserve"> </w:t>
       </w:r>
-      <w:hyperlink r:id="rId87">
+      <w:hyperlink r:id="rId88">
         <w:r>
           <w:rPr>
             <w:rStyle w:val="Hyperlink"/>
@@ -21272,8 +21388,8 @@
         <w:t xml:space="preserve">.</w:t>
       </w:r>
     </w:p>
-    <w:bookmarkEnd w:id="88"/>
-    <w:bookmarkStart w:id="91" w:name="mean-absolute-error"/>
+    <w:bookmarkEnd w:id="89"/>
+    <w:bookmarkStart w:id="92" w:name="mean-absolute-error"/>
     <w:p>
       <w:pPr>
         <w:pStyle w:val="Heading3"/>
@@ -21282,7 +21398,7 @@
         <w:t xml:space="preserve">3.7 Population mean absolute error</w:t>
       </w:r>
     </w:p>
-    <w:bookmarkStart w:id="89" w:name="def-mae"/>
+    <w:bookmarkStart w:id="90" w:name="def-mae"/>
     <w:p>
       <w:pPr>
         <w:pStyle w:val="FirstParagraph"/>
@@ -21509,8 +21625,8 @@
         <w:t xml:space="preserve">.</w:t>
       </w:r>
     </w:p>
-    <w:bookmarkEnd w:id="89"/>
-    <w:bookmarkStart w:id="90" w:name="exm-mae-gaussian"/>
+    <w:bookmarkEnd w:id="90"/>
+    <w:bookmarkStart w:id="91" w:name="exm-mae-gaussian"/>
     <w:p>
       <w:pPr>
         <w:pStyle w:val="BodyText"/>
@@ -23916,9 +24032,9 @@
         <w:t xml:space="preserve">).</w:t>
       </w:r>
     </w:p>
-    <w:bookmarkEnd w:id="90"/>
     <w:bookmarkEnd w:id="91"/>
-    <w:bookmarkStart w:id="105" w:name="standard-error"/>
+    <w:bookmarkEnd w:id="92"/>
+    <w:bookmarkStart w:id="106" w:name="standard-error"/>
     <w:p>
       <w:pPr>
         <w:pStyle w:val="Heading3"/>
@@ -23927,7 +24043,7 @@
         <w:t xml:space="preserve">3.8 Standard error</w:t>
       </w:r>
     </w:p>
-    <w:bookmarkStart w:id="93" w:name="def-SE"/>
+    <w:bookmarkStart w:id="94" w:name="def-SE"/>
     <w:p>
       <w:pPr>
         <w:pStyle w:val="FirstParagraph"/>
@@ -23985,7 +24101,7 @@
       <w:r>
         <w:t xml:space="preserve"> </w:t>
       </w:r>
-      <w:hyperlink r:id="rId92">
+      <w:hyperlink r:id="rId93">
         <w:r>
           <w:rPr>
             <w:rStyle w:val="Hyperlink"/>
@@ -24130,8 +24246,8 @@
         <w:t xml:space="preserve">.</w:t>
       </w:r>
     </w:p>
-    <w:bookmarkEnd w:id="93"/>
-    <w:bookmarkStart w:id="94" w:name="exm-SE-sample-mean"/>
+    <w:bookmarkEnd w:id="94"/>
+    <w:bookmarkStart w:id="95" w:name="exm-SE-sample-mean"/>
     <w:p>
       <w:pPr>
         <w:pStyle w:val="BodyText"/>
@@ -24443,8 +24559,8 @@
         <w:t xml:space="preserve">.</w:t>
       </w:r>
     </w:p>
-    <w:bookmarkEnd w:id="94"/>
-    <w:bookmarkStart w:id="95" w:name="exr-se-error-sd"/>
+    <w:bookmarkEnd w:id="95"/>
+    <w:bookmarkStart w:id="96" w:name="exr-se-error-sd"/>
     <w:p>
       <w:pPr>
         <w:pStyle w:val="BodyText"/>
@@ -24465,7 +24581,7 @@
       <w:r>
         <w:t xml:space="preserve"> </w:t>
       </w:r>
-      <w:hyperlink r:id="rId92">
+      <w:hyperlink r:id="rId93">
         <w:r>
           <w:rPr>
             <w:rStyle w:val="Hyperlink"/>
@@ -24566,8 +24682,8 @@
         <w:t xml:space="preserve">.</w:t>
       </w:r>
     </w:p>
-    <w:bookmarkEnd w:id="95"/>
-    <w:bookmarkStart w:id="96" w:name="sol-se-error-sd"/>
+    <w:bookmarkEnd w:id="96"/>
+    <w:bookmarkStart w:id="97" w:name="sol-se-error-sd"/>
     <w:p>
       <w:pPr>
         <w:pStyle w:val="BodyText"/>
@@ -24934,8 +25050,8 @@
         </m:oMath>
       </m:oMathPara>
     </w:p>
-    <w:bookmarkEnd w:id="96"/>
-    <w:bookmarkStart w:id="97" w:name="thm-se-error-sd"/>
+    <w:bookmarkEnd w:id="97"/>
+    <w:bookmarkStart w:id="98" w:name="thm-se-error-sd"/>
     <w:p>
       <w:pPr>
         <w:pStyle w:val="FirstParagraph"/>
@@ -25049,7 +25165,7 @@
         </m:oMath>
       </m:oMathPara>
     </w:p>
-    <w:bookmarkEnd w:id="97"/>
+    <w:bookmarkEnd w:id="98"/>
     <w:p>
       <w:pPr>
         <w:pStyle w:val="FirstParagraph"/>
@@ -25082,7 +25198,7 @@
         <w:t xml:space="preserve">.</w:t>
       </w:r>
     </w:p>
-    <w:bookmarkStart w:id="98" w:name="rem-standard-error-name"/>
+    <w:bookmarkStart w:id="99" w:name="rem-standard-error-name"/>
     <w:p>
       <w:pPr>
         <w:pStyle w:val="BodyText"/>
@@ -25192,8 +25308,8 @@
         <w:t xml:space="preserve">so they come up often enough to deserve their own name.</w:t>
       </w:r>
     </w:p>
-    <w:bookmarkEnd w:id="98"/>
-    <w:bookmarkStart w:id="99" w:name="exr-var-mse-bias"/>
+    <w:bookmarkEnd w:id="99"/>
+    <w:bookmarkStart w:id="100" w:name="exr-var-mse-bias"/>
     <w:p>
       <w:pPr>
         <w:pStyle w:val="BodyText"/>
@@ -25363,8 +25479,8 @@
         <w:t xml:space="preserve">.</w:t>
       </w:r>
     </w:p>
-    <w:bookmarkEnd w:id="99"/>
-    <w:bookmarkStart w:id="100" w:name="sol-var-mse-bias"/>
+    <w:bookmarkEnd w:id="100"/>
+    <w:bookmarkStart w:id="101" w:name="sol-var-mse-bias"/>
     <w:p>
       <w:pPr>
         <w:pStyle w:val="BodyText"/>
@@ -26291,8 +26407,8 @@
         </m:oMath>
       </m:oMathPara>
     </w:p>
-    <w:bookmarkEnd w:id="100"/>
-    <w:bookmarkStart w:id="101" w:name="cor-var-mse-bias"/>
+    <w:bookmarkEnd w:id="101"/>
+    <w:bookmarkStart w:id="102" w:name="cor-var-mse-bias"/>
     <w:p>
       <w:pPr>
         <w:pStyle w:val="FirstParagraph"/>
@@ -26487,7 +26603,7 @@
         </m:oMath>
       </m:oMathPara>
     </w:p>
-    <w:bookmarkEnd w:id="101"/>
+    <w:bookmarkEnd w:id="102"/>
     <w:p>
       <w:pPr>
         <w:pStyle w:val="FirstParagraph"/>
@@ -26520,7 +26636,7 @@
         <w:t xml:space="preserve">.</w:t>
       </w:r>
     </w:p>
-    <w:bookmarkStart w:id="102" w:name="exr-se-rmse-unbiased"/>
+    <w:bookmarkStart w:id="103" w:name="exr-se-rmse-unbiased"/>
     <w:p>
       <w:pPr>
         <w:pStyle w:val="BodyText"/>
@@ -26628,8 +26744,8 @@
         <w:t xml:space="preserve">.</w:t>
       </w:r>
     </w:p>
-    <w:bookmarkEnd w:id="102"/>
-    <w:bookmarkStart w:id="103" w:name="sol-se-rmse-unbiased"/>
+    <w:bookmarkEnd w:id="103"/>
+    <w:bookmarkStart w:id="104" w:name="sol-se-rmse-unbiased"/>
     <w:p>
       <w:pPr>
         <w:pStyle w:val="BodyText"/>
@@ -26892,8 +27008,8 @@
         </m:oMath>
       </m:oMathPara>
     </w:p>
-    <w:bookmarkEnd w:id="103"/>
-    <w:bookmarkStart w:id="104" w:name="cor-se-rmse-unbiased"/>
+    <w:bookmarkEnd w:id="104"/>
+    <w:bookmarkStart w:id="105" w:name="cor-se-rmse-unbiased"/>
     <w:p>
       <w:pPr>
         <w:pStyle w:val="FirstParagraph"/>
@@ -27051,7 +27167,7 @@
         </m:oMath>
       </m:oMathPara>
     </w:p>
-    <w:bookmarkEnd w:id="104"/>
+    <w:bookmarkEnd w:id="105"/>
     <w:p>
       <w:pPr>
         <w:pStyle w:val="FirstParagraph"/>
@@ -27084,9 +27200,9 @@
         <w:t xml:space="preserve">.</w:t>
       </w:r>
     </w:p>
-    <w:bookmarkEnd w:id="105"/>
     <w:bookmarkEnd w:id="106"/>
-    <w:bookmarkStart w:id="139" w:name="references"/>
+    <w:bookmarkEnd w:id="107"/>
+    <w:bookmarkStart w:id="140" w:name="references"/>
     <w:p>
       <w:pPr>
         <w:pStyle w:val="Heading2"/>
@@ -27095,8 +27211,8 @@
         <w:t xml:space="preserve">References</w:t>
       </w:r>
     </w:p>
-    <w:bookmarkStart w:id="138" w:name="refs"/>
-    <w:bookmarkStart w:id="107" w:name="ref-box_draper_1987"/>
+    <w:bookmarkStart w:id="139" w:name="refs"/>
+    <w:bookmarkStart w:id="108" w:name="ref-box_draper_1987"/>
     <w:p>
       <w:pPr>
         <w:pStyle w:val="Bibliography"/>
@@ -27127,8 +27243,8 @@
         <w:t xml:space="preserve">. in Wiley series in probability and mathematical statistics. Applied probability and statistics. New York: Wiley, 1987.</w:t>
       </w:r>
     </w:p>
-    <w:bookmarkEnd w:id="107"/>
-    <w:bookmarkStart w:id="109" w:name="ref-dunn2018generalized"/>
+    <w:bookmarkEnd w:id="108"/>
+    <w:bookmarkStart w:id="110" w:name="ref-dunn2018generalized"/>
     <w:p>
       <w:pPr>
         <w:pStyle w:val="Bibliography"/>
@@ -27175,7 +27291,7 @@
       <w:r>
         <w:t xml:space="preserve"> </w:t>
       </w:r>
-      <w:hyperlink r:id="rId108">
+      <w:hyperlink r:id="rId109">
         <w:r>
           <w:rPr>
             <w:rStyle w:val="Hyperlink"/>
@@ -27187,8 +27303,8 @@
         <w:t xml:space="preserve">.</w:t>
       </w:r>
     </w:p>
-    <w:bookmarkEnd w:id="109"/>
-    <w:bookmarkStart w:id="111" w:name="ref-van2018flexible"/>
+    <w:bookmarkEnd w:id="110"/>
+    <w:bookmarkStart w:id="112" w:name="ref-van2018flexible"/>
     <w:p>
       <w:pPr>
         <w:pStyle w:val="Bibliography"/>
@@ -27221,7 +27337,7 @@
       <w:r>
         <w:t xml:space="preserve"> </w:t>
       </w:r>
-      <w:hyperlink r:id="rId110">
+      <w:hyperlink r:id="rId111">
         <w:r>
           <w:rPr>
             <w:rStyle w:val="Hyperlink"/>
@@ -27230,8 +27346,8 @@
         </w:r>
       </w:hyperlink>
     </w:p>
-    <w:bookmarkEnd w:id="111"/>
-    <w:bookmarkStart w:id="113" w:name="ref-pohl2021estimands"/>
+    <w:bookmarkEnd w:id="112"/>
+    <w:bookmarkStart w:id="114" w:name="ref-pohl2021estimands"/>
     <w:p>
       <w:pPr>
         <w:pStyle w:val="Bibliography"/>
@@ -27297,7 +27413,7 @@
       <w:r>
         <w:t xml:space="preserve"> </w:t>
       </w:r>
-      <w:hyperlink r:id="rId112">
+      <w:hyperlink r:id="rId113">
         <w:r>
           <w:rPr>
             <w:rStyle w:val="Hyperlink"/>
@@ -27309,8 +27425,8 @@
         <w:t xml:space="preserve">.</w:t>
       </w:r>
     </w:p>
-    <w:bookmarkEnd w:id="113"/>
-    <w:bookmarkStart w:id="115" w:name="ref-lawrance2020estimand"/>
+    <w:bookmarkEnd w:id="114"/>
+    <w:bookmarkStart w:id="116" w:name="ref-lawrance2020estimand"/>
     <w:p>
       <w:pPr>
         <w:pStyle w:val="Bibliography"/>
@@ -27362,7 +27478,7 @@
       <w:r>
         <w:t xml:space="preserve"> </w:t>
       </w:r>
-      <w:hyperlink r:id="rId114">
+      <w:hyperlink r:id="rId115">
         <w:r>
           <w:rPr>
             <w:rStyle w:val="Hyperlink"/>
@@ -27374,8 +27490,8 @@
         <w:t xml:space="preserve">.</w:t>
       </w:r>
     </w:p>
-    <w:bookmarkEnd w:id="115"/>
-    <w:bookmarkStart w:id="117" w:name="ref-wikipedia_estimand"/>
+    <w:bookmarkEnd w:id="116"/>
+    <w:bookmarkStart w:id="118" w:name="ref-wikipedia_estimand"/>
     <w:p>
       <w:pPr>
         <w:pStyle w:val="Bibliography"/>
@@ -27422,7 +27538,7 @@
       <w:r>
         <w:t xml:space="preserve"> </w:t>
       </w:r>
-      <w:hyperlink r:id="rId116">
+      <w:hyperlink r:id="rId117">
         <w:r>
           <w:rPr>
             <w:rStyle w:val="Hyperlink"/>
@@ -27431,8 +27547,8 @@
         </w:r>
       </w:hyperlink>
     </w:p>
-    <w:bookmarkEnd w:id="117"/>
-    <w:bookmarkStart w:id="119" w:name="ref-wikipedia_estimator"/>
+    <w:bookmarkEnd w:id="118"/>
+    <w:bookmarkStart w:id="120" w:name="ref-wikipedia_estimator"/>
     <w:p>
       <w:pPr>
         <w:pStyle w:val="Bibliography"/>
@@ -27479,7 +27595,7 @@
       <w:r>
         <w:t xml:space="preserve"> </w:t>
       </w:r>
-      <w:hyperlink r:id="rId118">
+      <w:hyperlink r:id="rId119">
         <w:r>
           <w:rPr>
             <w:rStyle w:val="Hyperlink"/>
@@ -27488,8 +27604,8 @@
         </w:r>
       </w:hyperlink>
     </w:p>
-    <w:bookmarkEnd w:id="119"/>
-    <w:bookmarkStart w:id="121" w:name="ref-wikipedia_sampling_distribution"/>
+    <w:bookmarkEnd w:id="120"/>
+    <w:bookmarkStart w:id="122" w:name="ref-wikipedia_sampling_distribution"/>
     <w:p>
       <w:pPr>
         <w:pStyle w:val="Bibliography"/>
@@ -27536,7 +27652,7 @@
       <w:r>
         <w:t xml:space="preserve"> </w:t>
       </w:r>
-      <w:hyperlink r:id="rId120">
+      <w:hyperlink r:id="rId121">
         <w:r>
           <w:rPr>
             <w:rStyle w:val="Hyperlink"/>
@@ -27545,8 +27661,8 @@
         </w:r>
       </w:hyperlink>
     </w:p>
-    <w:bookmarkEnd w:id="121"/>
-    <w:bookmarkStart w:id="122" w:name="ref-hoggtanis2015"/>
+    <w:bookmarkEnd w:id="122"/>
+    <w:bookmarkStart w:id="123" w:name="ref-hoggtanis2015"/>
     <w:p>
       <w:pPr>
         <w:pStyle w:val="Bibliography"/>
@@ -27577,8 +27693,8 @@
         <w:t xml:space="preserve">, Tenth edition. Boston: Pearson, 2019.</w:t>
       </w:r>
     </w:p>
-    <w:bookmarkEnd w:id="122"/>
-    <w:bookmarkStart w:id="124" w:name="ref-CaseBerg01"/>
+    <w:bookmarkEnd w:id="123"/>
+    <w:bookmarkStart w:id="125" w:name="ref-CaseBerg01"/>
     <w:p>
       <w:pPr>
         <w:pStyle w:val="Bibliography"/>
@@ -27611,7 +27727,7 @@
       <w:r>
         <w:t xml:space="preserve"> </w:t>
       </w:r>
-      <w:hyperlink r:id="rId123">
+      <w:hyperlink r:id="rId124">
         <w:r>
           <w:rPr>
             <w:rStyle w:val="Hyperlink"/>
@@ -27620,8 +27736,8 @@
         </w:r>
       </w:hyperlink>
     </w:p>
-    <w:bookmarkEnd w:id="124"/>
-    <w:bookmarkStart w:id="125" w:name="ref-rice2007mathematical"/>
+    <w:bookmarkEnd w:id="125"/>
+    <w:bookmarkStart w:id="126" w:name="ref-rice2007mathematical"/>
     <w:p>
       <w:pPr>
         <w:pStyle w:val="Bibliography"/>
@@ -27652,8 +27768,8 @@
         <w:t xml:space="preserve">, 3rd ed. Belmont, CA: Cengage Learning, 2007.</w:t>
       </w:r>
     </w:p>
-    <w:bookmarkEnd w:id="125"/>
-    <w:bookmarkStart w:id="127" w:name="ref-wikipedia_bias_of_an_estimator"/>
+    <w:bookmarkEnd w:id="126"/>
+    <w:bookmarkStart w:id="128" w:name="ref-wikipedia_bias_of_an_estimator"/>
     <w:p>
       <w:pPr>
         <w:pStyle w:val="Bibliography"/>
@@ -27700,7 +27816,7 @@
       <w:r>
         <w:t xml:space="preserve"> </w:t>
       </w:r>
-      <w:hyperlink r:id="rId126">
+      <w:hyperlink r:id="rId127">
         <w:r>
           <w:rPr>
             <w:rStyle w:val="Hyperlink"/>
@@ -27709,8 +27825,8 @@
         </w:r>
       </w:hyperlink>
     </w:p>
-    <w:bookmarkEnd w:id="127"/>
-    <w:bookmarkStart w:id="129" w:name="ref-wikipedia_mean_squared_error"/>
+    <w:bookmarkEnd w:id="128"/>
+    <w:bookmarkStart w:id="130" w:name="ref-wikipedia_mean_squared_error"/>
     <w:p>
       <w:pPr>
         <w:pStyle w:val="Bibliography"/>
@@ -27757,7 +27873,7 @@
       <w:r>
         <w:t xml:space="preserve"> </w:t>
       </w:r>
-      <w:hyperlink r:id="rId128">
+      <w:hyperlink r:id="rId129">
         <w:r>
           <w:rPr>
             <w:rStyle w:val="Hyperlink"/>
@@ -27766,8 +27882,8 @@
         </w:r>
       </w:hyperlink>
     </w:p>
-    <w:bookmarkEnd w:id="129"/>
-    <w:bookmarkStart w:id="131" w:name="ref-wikipedia_root_mean_square_deviation"/>
+    <w:bookmarkEnd w:id="130"/>
+    <w:bookmarkStart w:id="132" w:name="ref-wikipedia_root_mean_square_deviation"/>
     <w:p>
       <w:pPr>
         <w:pStyle w:val="Bibliography"/>
@@ -27814,7 +27930,7 @@
       <w:r>
         <w:t xml:space="preserve"> </w:t>
       </w:r>
-      <w:hyperlink r:id="rId130">
+      <w:hyperlink r:id="rId131">
         <w:r>
           <w:rPr>
             <w:rStyle w:val="Hyperlink"/>
@@ -27823,8 +27939,8 @@
         </w:r>
       </w:hyperlink>
     </w:p>
-    <w:bookmarkEnd w:id="131"/>
-    <w:bookmarkStart w:id="133" w:name="ref-fiveminuteai_probstat"/>
+    <w:bookmarkEnd w:id="132"/>
+    <w:bookmarkStart w:id="134" w:name="ref-fiveminuteai_probstat"/>
     <w:p>
       <w:pPr>
         <w:pStyle w:val="Bibliography"/>
@@ -27856,7 +27972,7 @@
       <w:r>
         <w:t xml:space="preserve"> </w:t>
       </w:r>
-      <w:hyperlink r:id="rId132">
+      <w:hyperlink r:id="rId133">
         <w:r>
           <w:rPr>
             <w:rStyle w:val="Hyperlink"/>
@@ -27865,8 +27981,8 @@
         </w:r>
       </w:hyperlink>
     </w:p>
-    <w:bookmarkEnd w:id="133"/>
-    <w:bookmarkStart w:id="135" w:name="ref-wikipedia_mean_absolute_error"/>
+    <w:bookmarkEnd w:id="134"/>
+    <w:bookmarkStart w:id="136" w:name="ref-wikipedia_mean_absolute_error"/>
     <w:p>
       <w:pPr>
         <w:pStyle w:val="Bibliography"/>
@@ -27913,7 +28029,7 @@
       <w:r>
         <w:t xml:space="preserve"> </w:t>
       </w:r>
-      <w:hyperlink r:id="rId134">
+      <w:hyperlink r:id="rId135">
         <w:r>
           <w:rPr>
             <w:rStyle w:val="Hyperlink"/>
@@ -27922,8 +28038,8 @@
         </w:r>
       </w:hyperlink>
     </w:p>
-    <w:bookmarkEnd w:id="135"/>
-    <w:bookmarkStart w:id="137" w:name="ref-wikipedia_standard_error"/>
+    <w:bookmarkEnd w:id="136"/>
+    <w:bookmarkStart w:id="138" w:name="ref-wikipedia_standard_error"/>
     <w:p>
       <w:pPr>
         <w:pStyle w:val="Bibliography"/>
@@ -27970,7 +28086,7 @@
       <w:r>
         <w:t xml:space="preserve"> </w:t>
       </w:r>
-      <w:hyperlink r:id="rId136">
+      <w:hyperlink r:id="rId137">
         <w:r>
           <w:rPr>
             <w:rStyle w:val="Hyperlink"/>
@@ -27979,9 +28095,9 @@
         </w:r>
       </w:hyperlink>
     </w:p>
-    <w:bookmarkEnd w:id="137"/>
     <w:bookmarkEnd w:id="138"/>
     <w:bookmarkEnd w:id="139"/>
+    <w:bookmarkEnd w:id="140"/>
     <w:sectPr>
       <w:footnotePr>
         <w:numRestart w:val="eachSect"/>

--- a/pr-preview/pr-341/estimation-handout.docx
+++ b/pr-preview/pr-341/estimation-handout.docx
@@ -15,7 +15,7 @@
         <w:pStyle w:val="Date"/>
       </w:pPr>
       <w:r>
-        <w:t xml:space="preserve">Last modified: 2026-10-18 22:00:53 (PDT)</w:t>
+        <w:t xml:space="preserve">Last modified: 2026-10-18 23:39:02 (PDT)</w:t>
       </w:r>
     </w:p>
     <w:bookmarkStart w:id="14" w:name="scientific-models"/>

--- a/pr-preview/pr-341/estimation-handout.docx
+++ b/pr-preview/pr-341/estimation-handout.docx
@@ -15,7 +15,7 @@
         <w:pStyle w:val="Date"/>
       </w:pPr>
       <w:r>
-        <w:t xml:space="preserve">Last modified: 2026-10-18 23:39:02 (PDT)</w:t>
+        <w:t xml:space="preserve">Last modified: 2026-10-19 00:34:20 (PDT)</w:t>
       </w:r>
     </w:p>
     <w:bookmarkStart w:id="14" w:name="scientific-models"/>

--- a/pr-preview/pr-341/estimation-handout.docx
+++ b/pr-preview/pr-341/estimation-handout.docx
@@ -15,7 +15,7 @@
         <w:pStyle w:val="Date"/>
       </w:pPr>
       <w:r>
-        <w:t xml:space="preserve">Last modified: 2026-10-19 00:34:20 (PDT)</w:t>
+        <w:t xml:space="preserve">Last modified: 2026-10-19 00:53:49 (PDT)</w:t>
       </w:r>
     </w:p>
     <w:bookmarkStart w:id="14" w:name="scientific-models"/>
@@ -424,7 +424,7 @@
     </w:p>
     <w:bookmarkEnd w:id="13"/>
     <w:bookmarkEnd w:id="14"/>
-    <w:bookmarkStart w:id="37" w:name="estimands-estimates-and-estimators"/>
+    <w:bookmarkStart w:id="38" w:name="estimands-estimates-and-estimators"/>
     <w:p>
       <w:pPr>
         <w:pStyle w:val="Heading2"/>
@@ -500,12 +500,6 @@
       </w:r>
       <w:r>
         <w:t xml:space="preserve">[4], [5]</w:t>
-      </w:r>
-      <w:r>
-        <w:t xml:space="preserve"> </w:t>
-      </w:r>
-      <w:r>
-        <w:t xml:space="preserve">[6]</w:t>
       </w:r>
       <w:r>
         <w:t xml:space="preserve">.</w:t>
@@ -1080,7 +1074,7 @@
     </w:p>
     <w:bookmarkEnd w:id="24"/>
     <w:bookmarkEnd w:id="25"/>
-    <w:bookmarkStart w:id="35" w:name="estimators"/>
+    <w:bookmarkStart w:id="36" w:name="estimators"/>
     <w:p>
       <w:pPr>
         <w:pStyle w:val="Heading3"/>
@@ -2882,7 +2876,7 @@
       </w:r>
     </w:p>
     <w:bookmarkEnd w:id="32"/>
-    <w:bookmarkStart w:id="33" w:name="def-sampling-distribution"/>
+    <w:bookmarkStart w:id="34" w:name="def-sampling-distribution"/>
     <w:p>
       <w:pPr>
         <w:pStyle w:val="BodyText"/>
@@ -3086,16 +3080,24 @@
         <w:t xml:space="preserve"> </w:t>
       </w:r>
       <w:r>
-        <w:t xml:space="preserve">across all the samples we might have drawn</w:t>
-      </w:r>
-      <w:r>
-        <w:t xml:space="preserve"> </w:t>
-      </w:r>
-      <w:r>
-        <w:t xml:space="preserve">[8]</w:t>
-      </w:r>
-      <w:r>
-        <w:t xml:space="preserve">.</w:t>
+        <w:t xml:space="preserve">across all the</w:t>
+      </w:r>
+      <w:r>
+        <w:t xml:space="preserve"> </w:t>
+      </w:r>
+      <w:hyperlink r:id="rId33">
+        <w:r>
+          <w:rPr>
+            <w:rStyle w:val="Hyperlink"/>
+          </w:rPr>
+          <w:t xml:space="preserve">samples</w:t>
+        </w:r>
+      </w:hyperlink>
+      <w:r>
+        <w:t xml:space="preserve"> </w:t>
+      </w:r>
+      <w:r>
+        <w:t xml:space="preserve">we might have drawn.</w:t>
       </w:r>
     </w:p>
     <w:p>
@@ -3115,8 +3117,8 @@
         <w:t xml:space="preserve">.</w:t>
       </w:r>
     </w:p>
-    <w:bookmarkEnd w:id="33"/>
-    <w:bookmarkStart w:id="34" w:name="exm-sampling-distribution"/>
+    <w:bookmarkEnd w:id="34"/>
+    <w:bookmarkStart w:id="35" w:name="exm-sampling-distribution"/>
     <w:p>
       <w:pPr>
         <w:pStyle w:val="BodyText"/>
@@ -3648,9 +3650,9 @@
         <w:t xml:space="preserve">.</w:t>
       </w:r>
     </w:p>
-    <w:bookmarkEnd w:id="34"/>
     <w:bookmarkEnd w:id="35"/>
-    <w:bookmarkStart w:id="36" w:name="Xa5dc809b86f87b03eae203f77f161040593b6ef"/>
+    <w:bookmarkEnd w:id="36"/>
+    <w:bookmarkStart w:id="37" w:name="Xa5dc809b86f87b03eae203f77f161040593b6ef"/>
     <w:p>
       <w:pPr>
         <w:pStyle w:val="Heading3"/>
@@ -3880,9 +3882,9 @@
         <w:t xml:space="preserve">covers parameter estimation and the method of moments.</w:t>
       </w:r>
     </w:p>
-    <w:bookmarkEnd w:id="36"/>
     <w:bookmarkEnd w:id="37"/>
-    <w:bookmarkStart w:id="107" w:name="sec-est-accuracy"/>
+    <w:bookmarkEnd w:id="38"/>
+    <w:bookmarkStart w:id="108" w:name="sec-est-accuracy"/>
     <w:p>
       <w:pPr>
         <w:pStyle w:val="Heading2"/>
@@ -3891,7 +3893,7 @@
         <w:t xml:space="preserve">3 Accuracy of estimators</w:t>
       </w:r>
     </w:p>
-    <w:bookmarkStart w:id="38" w:name="accuracy"/>
+    <w:bookmarkStart w:id="39" w:name="accuracy"/>
     <w:p>
       <w:pPr>
         <w:pStyle w:val="Heading3"/>
@@ -3933,8 +3935,8 @@
         <w:t xml:space="preserve">and ease of computation is usually secondary.</w:t>
       </w:r>
     </w:p>
-    <w:bookmarkEnd w:id="38"/>
-    <w:bookmarkStart w:id="41" w:name="estimation-error"/>
+    <w:bookmarkEnd w:id="39"/>
+    <w:bookmarkStart w:id="42" w:name="estimation-error"/>
     <w:p>
       <w:pPr>
         <w:pStyle w:val="Heading3"/>
@@ -3943,7 +3945,7 @@
         <w:t xml:space="preserve">3.2 Estimation error</w:t>
       </w:r>
     </w:p>
-    <w:bookmarkStart w:id="39" w:name="def-estimation-error"/>
+    <w:bookmarkStart w:id="40" w:name="def-estimation-error"/>
     <w:p>
       <w:pPr>
         <w:pStyle w:val="FirstParagraph"/>
@@ -4109,8 +4111,8 @@
         </m:oMath>
       </m:oMathPara>
     </w:p>
-    <w:bookmarkEnd w:id="39"/>
-    <w:bookmarkStart w:id="40" w:name="exm-estimation-error"/>
+    <w:bookmarkEnd w:id="40"/>
+    <w:bookmarkStart w:id="41" w:name="exm-estimation-error"/>
     <w:p>
       <w:pPr>
         <w:pStyle w:val="FirstParagraph"/>
@@ -4396,7 +4398,7 @@
         <w:t xml:space="preserve">if we did, we would not need to estimate it.</w:t>
       </w:r>
     </w:p>
-    <w:bookmarkEnd w:id="40"/>
+    <w:bookmarkEnd w:id="41"/>
     <w:p>
       <w:pPr>
         <w:pStyle w:val="BodyText"/>
@@ -4443,8 +4445,8 @@
         <w:t xml:space="preserve">.</w:t>
       </w:r>
     </w:p>
-    <w:bookmarkEnd w:id="41"/>
-    <w:bookmarkStart w:id="43" w:name="residuals"/>
+    <w:bookmarkEnd w:id="42"/>
+    <w:bookmarkStart w:id="44" w:name="residuals"/>
     <w:p>
       <w:pPr>
         <w:pStyle w:val="Heading3"/>
@@ -4469,7 +4471,7 @@
       <w:r>
         <w:t xml:space="preserve"> </w:t>
       </w:r>
-      <w:hyperlink r:id="rId42">
+      <w:hyperlink r:id="rId43">
         <w:r>
           <w:rPr>
             <w:rStyle w:val="Hyperlink"/>
@@ -4518,8 +4520,8 @@
         <w:t xml:space="preserve">.</w:t>
       </w:r>
     </w:p>
-    <w:bookmarkEnd w:id="43"/>
-    <w:bookmarkStart w:id="50" w:name="bias"/>
+    <w:bookmarkEnd w:id="44"/>
+    <w:bookmarkStart w:id="51" w:name="bias"/>
     <w:p>
       <w:pPr>
         <w:pStyle w:val="Heading3"/>
@@ -4528,7 +4530,7 @@
         <w:t xml:space="preserve">3.4 Bias</w:t>
       </w:r>
     </w:p>
-    <w:bookmarkStart w:id="45" w:name="def-bias"/>
+    <w:bookmarkStart w:id="46" w:name="def-bias"/>
     <w:p>
       <w:pPr>
         <w:pStyle w:val="FirstParagraph"/>
@@ -4615,12 +4617,6 @@
         </w:r>
       </w:hyperlink>
       <w:r>
-        <w:t xml:space="preserve"> </w:t>
-      </w:r>
-      <w:r>
-        <w:t xml:space="preserve">[12]</w:t>
-      </w:r>
-      <w:r>
         <w:t xml:space="preserve">:</w:t>
       </w:r>
     </w:p>
@@ -4628,7 +4624,7 @@
       <w:pPr>
         <w:pStyle w:val="BodyText"/>
       </w:pPr>
-      <w:bookmarkStart w:id="44" w:name="eq-bias-def"/>
+      <w:bookmarkStart w:id="45" w:name="eq-bias-def"/>
       <m:oMathPara>
         <m:oMathParaPr>
           <m:jc m:val="center"/>
@@ -4756,7 +4752,7 @@
           </m:r>
         </m:oMath>
       </m:oMathPara>
-      <w:bookmarkEnd w:id="44"/>
+      <w:bookmarkEnd w:id="45"/>
     </w:p>
     <w:p>
       <w:pPr>
@@ -4775,8 +4771,8 @@
         <w:t xml:space="preserve">.</w:t>
       </w:r>
     </w:p>
-    <w:bookmarkEnd w:id="45"/>
-    <w:bookmarkStart w:id="46" w:name="exr-bias-exprs"/>
+    <w:bookmarkEnd w:id="46"/>
+    <w:bookmarkStart w:id="47" w:name="exr-bias-exprs"/>
     <w:p>
       <w:pPr>
         <w:pStyle w:val="BodyText"/>
@@ -4924,8 +4920,8 @@
         <w:t xml:space="preserve">.</w:t>
       </w:r>
     </w:p>
-    <w:bookmarkEnd w:id="46"/>
-    <w:bookmarkStart w:id="47" w:name="sol-bias-exprs"/>
+    <w:bookmarkEnd w:id="47"/>
+    <w:bookmarkStart w:id="48" w:name="sol-bias-exprs"/>
     <w:p>
       <w:pPr>
         <w:pStyle w:val="BodyText"/>
@@ -5302,8 +5298,8 @@
         </m:oMath>
       </m:oMathPara>
     </w:p>
-    <w:bookmarkEnd w:id="47"/>
-    <w:bookmarkStart w:id="48" w:name="thm-bias-exprs"/>
+    <w:bookmarkEnd w:id="48"/>
+    <w:bookmarkStart w:id="49" w:name="thm-bias-exprs"/>
     <w:p>
       <w:pPr>
         <w:pStyle w:val="FirstParagraph"/>
@@ -5407,7 +5403,7 @@
         </m:oMath>
       </m:oMathPara>
     </w:p>
-    <w:bookmarkEnd w:id="48"/>
+    <w:bookmarkEnd w:id="49"/>
     <w:p>
       <w:pPr>
         <w:pStyle w:val="FirstParagraph"/>
@@ -5440,7 +5436,7 @@
         <w:t xml:space="preserve">.</w:t>
       </w:r>
     </w:p>
-    <w:bookmarkStart w:id="49" w:name="exm-bias-sample-mean"/>
+    <w:bookmarkStart w:id="50" w:name="exm-bias-sample-mean"/>
     <w:p>
       <w:pPr>
         <w:pStyle w:val="BodyText"/>
@@ -6774,9 +6770,9 @@
         <w:t xml:space="preserve">uses only one.</w:t>
       </w:r>
     </w:p>
-    <w:bookmarkEnd w:id="49"/>
     <w:bookmarkEnd w:id="50"/>
-    <w:bookmarkStart w:id="75" w:name="mean-squared-error"/>
+    <w:bookmarkEnd w:id="51"/>
+    <w:bookmarkStart w:id="76" w:name="mean-squared-error"/>
     <w:p>
       <w:pPr>
         <w:pStyle w:val="Heading3"/>
@@ -6785,7 +6781,7 @@
         <w:t xml:space="preserve">3.5 Population mean squared error of an estimator</w:t>
       </w:r>
     </w:p>
-    <w:bookmarkStart w:id="51" w:name="def-mse"/>
+    <w:bookmarkStart w:id="52" w:name="def-mse"/>
     <w:p>
       <w:pPr>
         <w:pStyle w:val="FirstParagraph"/>
@@ -6973,12 +6969,6 @@
         </w:r>
       </w:hyperlink>
       <w:r>
-        <w:t xml:space="preserve"> </w:t>
-      </w:r>
-      <w:r>
-        <w:t xml:space="preserve">[13]</w:t>
-      </w:r>
-      <w:r>
         <w:t xml:space="preserve">:</w:t>
       </w:r>
     </w:p>
@@ -7138,8 +7128,8 @@
         <w:t xml:space="preserve">.</w:t>
       </w:r>
     </w:p>
-    <w:bookmarkEnd w:id="51"/>
-    <w:bookmarkStart w:id="52" w:name="exr-sq-bias-expand"/>
+    <w:bookmarkEnd w:id="52"/>
+    <w:bookmarkStart w:id="53" w:name="exr-sq-bias-expand"/>
     <w:p>
       <w:pPr>
         <w:pStyle w:val="BodyText"/>
@@ -7311,8 +7301,8 @@
         <w:t xml:space="preserve">.</w:t>
       </w:r>
     </w:p>
-    <w:bookmarkEnd w:id="52"/>
-    <w:bookmarkStart w:id="53" w:name="sol-sq-bias-expand"/>
+    <w:bookmarkEnd w:id="53"/>
+    <w:bookmarkStart w:id="54" w:name="sol-sq-bias-expand"/>
     <w:p>
       <w:pPr>
         <w:pStyle w:val="BodyText"/>
@@ -7632,8 +7622,8 @@
         </m:oMath>
       </m:oMathPara>
     </w:p>
-    <w:bookmarkEnd w:id="53"/>
-    <w:bookmarkStart w:id="54" w:name="thm-sq-bias-expand"/>
+    <w:bookmarkEnd w:id="54"/>
+    <w:bookmarkStart w:id="55" w:name="thm-sq-bias-expand"/>
     <w:p>
       <w:pPr>
         <w:pStyle w:val="FirstParagraph"/>
@@ -7901,7 +7891,7 @@
         </m:oMath>
       </m:oMathPara>
     </w:p>
-    <w:bookmarkEnd w:id="54"/>
+    <w:bookmarkEnd w:id="55"/>
     <w:p>
       <w:pPr>
         <w:pStyle w:val="FirstParagraph"/>
@@ -7948,7 +7938,7 @@
         <w:t xml:space="preserve">.</w:t>
       </w:r>
     </w:p>
-    <w:bookmarkStart w:id="55" w:name="exr-bias-sq-plus-var"/>
+    <w:bookmarkStart w:id="56" w:name="exr-bias-sq-plus-var"/>
     <w:p>
       <w:pPr>
         <w:pStyle w:val="BodyText"/>
@@ -8193,8 +8183,8 @@
         <w:t xml:space="preserve">.</w:t>
       </w:r>
     </w:p>
-    <w:bookmarkEnd w:id="55"/>
-    <w:bookmarkStart w:id="60" w:name="sol-bias-sq-plus-var"/>
+    <w:bookmarkEnd w:id="56"/>
+    <w:bookmarkStart w:id="61" w:name="sol-bias-sq-plus-var"/>
     <w:p>
       <w:pPr>
         <w:pStyle w:val="BodyText"/>
@@ -8218,7 +8208,7 @@
       <w:r>
         <w:t xml:space="preserve">(</w:t>
       </w:r>
-      <w:hyperlink r:id="rId56">
+      <w:hyperlink r:id="rId57">
         <w:r>
           <w:rPr>
             <w:rStyle w:val="Hyperlink"/>
@@ -8234,7 +8224,7 @@
       <w:pPr>
         <w:pStyle w:val="BodyText"/>
       </w:pPr>
-      <w:bookmarkStart w:id="57" w:name="eq-bias-sq-plus-var-exr"/>
+      <w:bookmarkStart w:id="58" w:name="eq-bias-sq-plus-var-exr"/>
       <m:oMathPara>
         <m:oMathParaPr>
           <m:jc m:val="center"/>
@@ -8402,7 +8392,7 @@
           </m:r>
         </m:oMath>
       </m:oMathPara>
-      <w:bookmarkEnd w:id="57"/>
+      <w:bookmarkEnd w:id="58"/>
     </w:p>
     <w:p>
       <w:pPr>
@@ -8414,7 +8404,7 @@
       <w:r>
         <w:t xml:space="preserve"> </w:t>
       </w:r>
-      <w:hyperlink r:id="rId58">
+      <w:hyperlink r:id="rId59">
         <w:r>
           <w:rPr>
             <w:rStyle w:val="Hyperlink"/>
@@ -8849,7 +8839,7 @@
       <w:pPr>
         <w:pStyle w:val="BodyText"/>
       </w:pPr>
-      <w:bookmarkStart w:id="59" w:name="eq-bias-sq-plus-var-exr-2"/>
+      <w:bookmarkStart w:id="60" w:name="eq-bias-sq-plus-var-exr-2"/>
       <m:oMathPara>
         <m:oMathParaPr>
           <m:jc m:val="center"/>
@@ -10078,10 +10068,10 @@
           </m:r>
         </m:oMath>
       </m:oMathPara>
-      <w:bookmarkEnd w:id="59"/>
+      <w:bookmarkEnd w:id="60"/>
     </w:p>
-    <w:bookmarkEnd w:id="60"/>
-    <w:bookmarkStart w:id="61" w:name="thm-bias-sq-plus-var"/>
+    <w:bookmarkEnd w:id="61"/>
+    <w:bookmarkStart w:id="62" w:name="thm-bias-sq-plus-var"/>
     <w:p>
       <w:pPr>
         <w:pStyle w:val="FirstParagraph"/>
@@ -10354,7 +10344,7 @@
         </m:oMath>
       </m:oMathPara>
     </w:p>
-    <w:bookmarkEnd w:id="61"/>
+    <w:bookmarkEnd w:id="62"/>
     <w:p>
       <w:pPr>
         <w:pStyle w:val="FirstParagraph"/>
@@ -10421,7 +10411,7 @@
         <w:t xml:space="preserve">.</w:t>
       </w:r>
     </w:p>
-    <w:bookmarkStart w:id="62" w:name="exr-mse-expand"/>
+    <w:bookmarkStart w:id="63" w:name="exr-mse-expand"/>
     <w:p>
       <w:pPr>
         <w:pStyle w:val="BodyText"/>
@@ -10594,8 +10584,8 @@
         <w:t xml:space="preserve">.</w:t>
       </w:r>
     </w:p>
-    <w:bookmarkEnd w:id="62"/>
-    <w:bookmarkStart w:id="63" w:name="sol-mse-expand"/>
+    <w:bookmarkEnd w:id="63"/>
+    <w:bookmarkStart w:id="64" w:name="sol-mse-expand"/>
     <w:p>
       <w:pPr>
         <w:pStyle w:val="BodyText"/>
@@ -11399,8 +11389,8 @@
         </m:oMath>
       </m:oMathPara>
     </w:p>
-    <w:bookmarkEnd w:id="63"/>
-    <w:bookmarkStart w:id="64" w:name="thm-mse-expand"/>
+    <w:bookmarkEnd w:id="64"/>
+    <w:bookmarkStart w:id="65" w:name="thm-mse-expand"/>
     <w:p>
       <w:pPr>
         <w:pStyle w:val="FirstParagraph"/>
@@ -11627,7 +11617,7 @@
         </m:oMath>
       </m:oMathPara>
     </w:p>
-    <w:bookmarkEnd w:id="64"/>
+    <w:bookmarkEnd w:id="65"/>
     <w:p>
       <w:pPr>
         <w:pStyle w:val="FirstParagraph"/>
@@ -11674,7 +11664,7 @@
         <w:t xml:space="preserve">.</w:t>
       </w:r>
     </w:p>
-    <w:bookmarkStart w:id="66" w:name="thm-mse-bias-variance"/>
+    <w:bookmarkStart w:id="67" w:name="thm-mse-bias-variance"/>
     <w:p>
       <w:pPr>
         <w:pStyle w:val="BodyText"/>
@@ -11715,7 +11705,7 @@
       <w:pPr>
         <w:pStyle w:val="BodyText"/>
       </w:pPr>
-      <w:bookmarkStart w:id="65" w:name="eq-mse"/>
+      <w:bookmarkStart w:id="66" w:name="eq-mse"/>
       <m:oMathPara>
         <m:oMathParaPr>
           <m:jc m:val="center"/>
@@ -11874,9 +11864,9 @@
           </m:r>
         </m:oMath>
       </m:oMathPara>
-      <w:bookmarkEnd w:id="65"/>
+      <w:bookmarkEnd w:id="66"/>
     </w:p>
-    <w:bookmarkEnd w:id="66"/>
+    <w:bookmarkEnd w:id="67"/>
     <w:p>
       <w:pPr>
         <w:pStyle w:val="FirstParagraph"/>
@@ -12192,7 +12182,7 @@
         <w:t xml:space="preserve">so they are equal to each other.</w:t>
       </w:r>
     </w:p>
-    <w:bookmarkStart w:id="69" w:name="rem-mse-bias-variance-prediction"/>
+    <w:bookmarkStart w:id="70" w:name="rem-mse-bias-variance-prediction"/>
     <w:p>
       <w:pPr>
         <w:pStyle w:val="BodyText"/>
@@ -12312,7 +12302,7 @@
       <w:r>
         <w:t xml:space="preserve"> </w:t>
       </w:r>
-      <w:hyperlink r:id="rId67">
+      <w:hyperlink r:id="rId68">
         <w:r>
           <w:rPr>
             <w:rStyle w:val="Hyperlink"/>
@@ -12335,7 +12325,7 @@
       <w:r>
         <w:t xml:space="preserve"> </w:t>
       </w:r>
-      <w:hyperlink r:id="rId68">
+      <w:hyperlink r:id="rId69">
         <w:r>
           <w:rPr>
             <w:rStyle w:val="Hyperlink"/>
@@ -12356,8 +12346,8 @@
         <w:t xml:space="preserve">No choice of prediction can remove the extra term.</w:t>
       </w:r>
     </w:p>
-    <w:bookmarkEnd w:id="69"/>
-    <w:bookmarkStart w:id="71" w:name="exm-mse-sample-mean"/>
+    <w:bookmarkEnd w:id="70"/>
+    <w:bookmarkStart w:id="72" w:name="exm-mse-sample-mean"/>
     <w:p>
       <w:pPr>
         <w:pStyle w:val="FirstParagraph"/>
@@ -13769,7 +13759,7 @@
       <w:r>
         <w:t xml:space="preserve"> </w:t>
       </w:r>
-      <w:hyperlink r:id="rId70">
+      <w:hyperlink r:id="rId71">
         <w:r>
           <w:rPr>
             <w:rStyle w:val="Hyperlink"/>
@@ -14067,8 +14057,8 @@
         <w:t xml:space="preserve">’s.</w:t>
       </w:r>
     </w:p>
-    <w:bookmarkEnd w:id="71"/>
-    <w:bookmarkStart w:id="72" w:name="def-rmse"/>
+    <w:bookmarkEnd w:id="72"/>
+    <w:bookmarkStart w:id="73" w:name="def-rmse"/>
     <w:p>
       <w:pPr>
         <w:pStyle w:val="BodyText"/>
@@ -14280,8 +14270,8 @@
         <w:t xml:space="preserve">.</w:t>
       </w:r>
     </w:p>
-    <w:bookmarkEnd w:id="72"/>
-    <w:bookmarkStart w:id="73" w:name="exm-rmse-sample-mean"/>
+    <w:bookmarkEnd w:id="73"/>
+    <w:bookmarkStart w:id="74" w:name="exm-rmse-sample-mean"/>
     <w:p>
       <w:pPr>
         <w:pStyle w:val="BodyText"/>
@@ -14369,8 +14359,8 @@
         <w:t xml:space="preserve">.</w:t>
       </w:r>
     </w:p>
-    <w:bookmarkEnd w:id="73"/>
-    <w:bookmarkStart w:id="74" w:name="rem-rmse-units"/>
+    <w:bookmarkEnd w:id="74"/>
+    <w:bookmarkStart w:id="75" w:name="rem-rmse-units"/>
     <w:p>
       <w:pPr>
         <w:pStyle w:val="BodyText"/>
@@ -14389,7 +14379,7 @@
         <w:t xml:space="preserve">The pRMSE has the same units as the estimand.</w:t>
       </w:r>
     </w:p>
-    <w:bookmarkEnd w:id="74"/>
+    <w:bookmarkEnd w:id="75"/>
     <w:p>
       <w:pPr>
         <w:pStyle w:val="BodyText"/>
@@ -14404,8 +14394,8 @@
         <w:t xml:space="preserve">covers mean squared error.</w:t>
       </w:r>
     </w:p>
-    <w:bookmarkEnd w:id="75"/>
-    <w:bookmarkStart w:id="89" w:name="sec-unbiased-estimators"/>
+    <w:bookmarkEnd w:id="76"/>
+    <w:bookmarkStart w:id="90" w:name="sec-unbiased-estimators"/>
     <w:p>
       <w:pPr>
         <w:pStyle w:val="Heading3"/>
@@ -14414,7 +14404,7 @@
         <w:t xml:space="preserve">3.6 Unbiased estimators</w:t>
       </w:r>
     </w:p>
-    <w:bookmarkStart w:id="76" w:name="def-unbiased"/>
+    <w:bookmarkStart w:id="77" w:name="def-unbiased"/>
     <w:p>
       <w:pPr>
         <w:pStyle w:val="FirstParagraph"/>
@@ -14540,8 +14530,8 @@
         </m:oMath>
       </m:oMathPara>
     </w:p>
-    <w:bookmarkEnd w:id="76"/>
-    <w:bookmarkStart w:id="77" w:name="def-biased"/>
+    <w:bookmarkEnd w:id="77"/>
+    <w:bookmarkStart w:id="78" w:name="def-biased"/>
     <w:p>
       <w:pPr>
         <w:pStyle w:val="FirstParagraph"/>
@@ -14667,8 +14657,8 @@
         </m:oMath>
       </m:oMathPara>
     </w:p>
-    <w:bookmarkEnd w:id="77"/>
-    <w:bookmarkStart w:id="78" w:name="exm-unbiased-sample-mean"/>
+    <w:bookmarkEnd w:id="78"/>
+    <w:bookmarkStart w:id="79" w:name="exm-unbiased-sample-mean"/>
     <w:p>
       <w:pPr>
         <w:pStyle w:val="FirstParagraph"/>
@@ -14882,8 +14872,8 @@
         <w:t xml:space="preserve">.</w:t>
       </w:r>
     </w:p>
-    <w:bookmarkEnd w:id="78"/>
-    <w:bookmarkStart w:id="80" w:name="exm-biased-variance-mle"/>
+    <w:bookmarkEnd w:id="79"/>
+    <w:bookmarkStart w:id="81" w:name="exm-biased-variance-mle"/>
     <w:p>
       <w:pPr>
         <w:pStyle w:val="BodyText"/>
@@ -15061,7 +15051,7 @@
       <w:r>
         <w:t xml:space="preserve"> </w:t>
       </w:r>
-      <w:hyperlink r:id="rId79">
+      <w:hyperlink r:id="rId80">
         <w:r>
           <w:rPr>
             <w:rStyle w:val="Hyperlink"/>
@@ -20233,8 +20223,8 @@
         <w:t xml:space="preserve">grows.</w:t>
       </w:r>
     </w:p>
-    <w:bookmarkEnd w:id="80"/>
-    <w:bookmarkStart w:id="81" w:name="exr-unbiased-exp"/>
+    <w:bookmarkEnd w:id="81"/>
+    <w:bookmarkStart w:id="82" w:name="exr-unbiased-exp"/>
     <w:p>
       <w:pPr>
         <w:pStyle w:val="BodyText"/>
@@ -20365,8 +20355,8 @@
         <w:t xml:space="preserve">.</w:t>
       </w:r>
     </w:p>
-    <w:bookmarkEnd w:id="81"/>
-    <w:bookmarkStart w:id="82" w:name="sol-unbiased-exp"/>
+    <w:bookmarkEnd w:id="82"/>
+    <w:bookmarkStart w:id="83" w:name="sol-unbiased-exp"/>
     <w:p>
       <w:pPr>
         <w:pStyle w:val="BodyText"/>
@@ -20591,8 +20581,8 @@
         <w:t xml:space="preserve">.</w:t>
       </w:r>
     </w:p>
-    <w:bookmarkEnd w:id="82"/>
-    <w:bookmarkStart w:id="83" w:name="exr-unbiased-mse"/>
+    <w:bookmarkEnd w:id="83"/>
+    <w:bookmarkStart w:id="84" w:name="exr-unbiased-mse"/>
     <w:p>
       <w:pPr>
         <w:pStyle w:val="BodyText"/>
@@ -20686,8 +20676,8 @@
         <w:t xml:space="preserve">in terms of its variance.</w:t>
       </w:r>
     </w:p>
-    <w:bookmarkEnd w:id="83"/>
-    <w:bookmarkStart w:id="84" w:name="sol-unbiased-mse"/>
+    <w:bookmarkEnd w:id="84"/>
+    <w:bookmarkStart w:id="85" w:name="sol-unbiased-mse"/>
     <w:p>
       <w:pPr>
         <w:pStyle w:val="BodyText"/>
@@ -21026,8 +21016,8 @@
         </m:oMath>
       </m:oMathPara>
     </w:p>
-    <w:bookmarkEnd w:id="84"/>
-    <w:bookmarkStart w:id="87" w:name="thm-unbiased-props"/>
+    <w:bookmarkEnd w:id="85"/>
+    <w:bookmarkStart w:id="88" w:name="thm-unbiased-props"/>
     <w:p>
       <w:pPr>
         <w:pStyle w:val="FirstParagraph"/>
@@ -21099,7 +21089,7 @@
       <w:pPr>
         <w:pStyle w:val="BodyText"/>
       </w:pPr>
-      <w:bookmarkStart w:id="85" w:name="eq-unbiased-exp"/>
+      <w:bookmarkStart w:id="86" w:name="eq-unbiased-exp"/>
       <m:oMathPara>
         <m:oMathParaPr>
           <m:jc m:val="center"/>
@@ -21166,13 +21156,13 @@
           </m:r>
         </m:oMath>
       </m:oMathPara>
-      <w:bookmarkEnd w:id="85"/>
+      <w:bookmarkEnd w:id="86"/>
     </w:p>
     <w:p>
       <w:pPr>
         <w:pStyle w:val="FirstParagraph"/>
       </w:pPr>
-      <w:bookmarkStart w:id="86" w:name="eq-unbiased-mse"/>
+      <w:bookmarkStart w:id="87" w:name="eq-unbiased-mse"/>
       <m:oMathPara>
         <m:oMathParaPr>
           <m:jc m:val="center"/>
@@ -21268,9 +21258,9 @@
           </m:r>
         </m:oMath>
       </m:oMathPara>
-      <w:bookmarkEnd w:id="86"/>
+      <w:bookmarkEnd w:id="87"/>
     </w:p>
-    <w:bookmarkEnd w:id="87"/>
+    <w:bookmarkEnd w:id="88"/>
     <w:p>
       <w:pPr>
         <w:pStyle w:val="FirstParagraph"/>
@@ -21361,7 +21351,7 @@
       <w:r>
         <w:t xml:space="preserve"> </w:t>
       </w:r>
-      <w:hyperlink r:id="rId88">
+      <w:hyperlink r:id="rId89">
         <w:r>
           <w:rPr>
             <w:rStyle w:val="Hyperlink"/>
@@ -21388,8 +21378,8 @@
         <w:t xml:space="preserve">.</w:t>
       </w:r>
     </w:p>
-    <w:bookmarkEnd w:id="89"/>
-    <w:bookmarkStart w:id="92" w:name="mean-absolute-error"/>
+    <w:bookmarkEnd w:id="90"/>
+    <w:bookmarkStart w:id="93" w:name="mean-absolute-error"/>
     <w:p>
       <w:pPr>
         <w:pStyle w:val="Heading3"/>
@@ -21398,7 +21388,7 @@
         <w:t xml:space="preserve">3.7 Population mean absolute error</w:t>
       </w:r>
     </w:p>
-    <w:bookmarkStart w:id="90" w:name="def-mae"/>
+    <w:bookmarkStart w:id="91" w:name="def-mae"/>
     <w:p>
       <w:pPr>
         <w:pStyle w:val="FirstParagraph"/>
@@ -21625,8 +21615,8 @@
         <w:t xml:space="preserve">.</w:t>
       </w:r>
     </w:p>
-    <w:bookmarkEnd w:id="90"/>
-    <w:bookmarkStart w:id="91" w:name="exm-mae-gaussian"/>
+    <w:bookmarkEnd w:id="91"/>
+    <w:bookmarkStart w:id="92" w:name="exm-mae-gaussian"/>
     <w:p>
       <w:pPr>
         <w:pStyle w:val="BodyText"/>
@@ -24032,9 +24022,9 @@
         <w:t xml:space="preserve">).</w:t>
       </w:r>
     </w:p>
-    <w:bookmarkEnd w:id="91"/>
     <w:bookmarkEnd w:id="92"/>
-    <w:bookmarkStart w:id="106" w:name="standard-error"/>
+    <w:bookmarkEnd w:id="93"/>
+    <w:bookmarkStart w:id="107" w:name="standard-error"/>
     <w:p>
       <w:pPr>
         <w:pStyle w:val="Heading3"/>
@@ -24043,7 +24033,7 @@
         <w:t xml:space="preserve">3.8 Standard error</w:t>
       </w:r>
     </w:p>
-    <w:bookmarkStart w:id="94" w:name="def-SE"/>
+    <w:bookmarkStart w:id="95" w:name="def-SE"/>
     <w:p>
       <w:pPr>
         <w:pStyle w:val="FirstParagraph"/>
@@ -24101,7 +24091,7 @@
       <w:r>
         <w:t xml:space="preserve"> </w:t>
       </w:r>
-      <w:hyperlink r:id="rId93">
+      <w:hyperlink r:id="rId94">
         <w:r>
           <w:rPr>
             <w:rStyle w:val="Hyperlink"/>
@@ -24246,8 +24236,8 @@
         <w:t xml:space="preserve">.</w:t>
       </w:r>
     </w:p>
-    <w:bookmarkEnd w:id="94"/>
-    <w:bookmarkStart w:id="95" w:name="exm-SE-sample-mean"/>
+    <w:bookmarkEnd w:id="95"/>
+    <w:bookmarkStart w:id="96" w:name="exm-SE-sample-mean"/>
     <w:p>
       <w:pPr>
         <w:pStyle w:val="BodyText"/>
@@ -24559,8 +24549,8 @@
         <w:t xml:space="preserve">.</w:t>
       </w:r>
     </w:p>
-    <w:bookmarkEnd w:id="95"/>
-    <w:bookmarkStart w:id="96" w:name="exr-se-error-sd"/>
+    <w:bookmarkEnd w:id="96"/>
+    <w:bookmarkStart w:id="97" w:name="exr-se-error-sd"/>
     <w:p>
       <w:pPr>
         <w:pStyle w:val="BodyText"/>
@@ -24581,7 +24571,7 @@
       <w:r>
         <w:t xml:space="preserve"> </w:t>
       </w:r>
-      <w:hyperlink r:id="rId93">
+      <w:hyperlink r:id="rId94">
         <w:r>
           <w:rPr>
             <w:rStyle w:val="Hyperlink"/>
@@ -24682,8 +24672,8 @@
         <w:t xml:space="preserve">.</w:t>
       </w:r>
     </w:p>
-    <w:bookmarkEnd w:id="96"/>
-    <w:bookmarkStart w:id="97" w:name="sol-se-error-sd"/>
+    <w:bookmarkEnd w:id="97"/>
+    <w:bookmarkStart w:id="98" w:name="sol-se-error-sd"/>
     <w:p>
       <w:pPr>
         <w:pStyle w:val="BodyText"/>
@@ -25050,8 +25040,8 @@
         </m:oMath>
       </m:oMathPara>
     </w:p>
-    <w:bookmarkEnd w:id="97"/>
-    <w:bookmarkStart w:id="98" w:name="thm-se-error-sd"/>
+    <w:bookmarkEnd w:id="98"/>
+    <w:bookmarkStart w:id="99" w:name="thm-se-error-sd"/>
     <w:p>
       <w:pPr>
         <w:pStyle w:val="FirstParagraph"/>
@@ -25165,7 +25155,7 @@
         </m:oMath>
       </m:oMathPara>
     </w:p>
-    <w:bookmarkEnd w:id="98"/>
+    <w:bookmarkEnd w:id="99"/>
     <w:p>
       <w:pPr>
         <w:pStyle w:val="FirstParagraph"/>
@@ -25198,7 +25188,7 @@
         <w:t xml:space="preserve">.</w:t>
       </w:r>
     </w:p>
-    <w:bookmarkStart w:id="99" w:name="rem-standard-error-name"/>
+    <w:bookmarkStart w:id="100" w:name="rem-standard-error-name"/>
     <w:p>
       <w:pPr>
         <w:pStyle w:val="BodyText"/>
@@ -25308,8 +25298,8 @@
         <w:t xml:space="preserve">so they come up often enough to deserve their own name.</w:t>
       </w:r>
     </w:p>
-    <w:bookmarkEnd w:id="99"/>
-    <w:bookmarkStart w:id="100" w:name="exr-var-mse-bias"/>
+    <w:bookmarkEnd w:id="100"/>
+    <w:bookmarkStart w:id="101" w:name="exr-var-mse-bias"/>
     <w:p>
       <w:pPr>
         <w:pStyle w:val="BodyText"/>
@@ -25479,8 +25469,8 @@
         <w:t xml:space="preserve">.</w:t>
       </w:r>
     </w:p>
-    <w:bookmarkEnd w:id="100"/>
-    <w:bookmarkStart w:id="101" w:name="sol-var-mse-bias"/>
+    <w:bookmarkEnd w:id="101"/>
+    <w:bookmarkStart w:id="102" w:name="sol-var-mse-bias"/>
     <w:p>
       <w:pPr>
         <w:pStyle w:val="BodyText"/>
@@ -26407,8 +26397,8 @@
         </m:oMath>
       </m:oMathPara>
     </w:p>
-    <w:bookmarkEnd w:id="101"/>
-    <w:bookmarkStart w:id="102" w:name="cor-var-mse-bias"/>
+    <w:bookmarkEnd w:id="102"/>
+    <w:bookmarkStart w:id="103" w:name="cor-var-mse-bias"/>
     <w:p>
       <w:pPr>
         <w:pStyle w:val="FirstParagraph"/>
@@ -26603,7 +26593,7 @@
         </m:oMath>
       </m:oMathPara>
     </w:p>
-    <w:bookmarkEnd w:id="102"/>
+    <w:bookmarkEnd w:id="103"/>
     <w:p>
       <w:pPr>
         <w:pStyle w:val="FirstParagraph"/>
@@ -26636,7 +26626,7 @@
         <w:t xml:space="preserve">.</w:t>
       </w:r>
     </w:p>
-    <w:bookmarkStart w:id="103" w:name="exr-se-rmse-unbiased"/>
+    <w:bookmarkStart w:id="104" w:name="exr-se-rmse-unbiased"/>
     <w:p>
       <w:pPr>
         <w:pStyle w:val="BodyText"/>
@@ -26744,8 +26734,8 @@
         <w:t xml:space="preserve">.</w:t>
       </w:r>
     </w:p>
-    <w:bookmarkEnd w:id="103"/>
-    <w:bookmarkStart w:id="104" w:name="sol-se-rmse-unbiased"/>
+    <w:bookmarkEnd w:id="104"/>
+    <w:bookmarkStart w:id="105" w:name="sol-se-rmse-unbiased"/>
     <w:p>
       <w:pPr>
         <w:pStyle w:val="BodyText"/>
@@ -27008,8 +26998,8 @@
         </m:oMath>
       </m:oMathPara>
     </w:p>
-    <w:bookmarkEnd w:id="104"/>
-    <w:bookmarkStart w:id="105" w:name="cor-se-rmse-unbiased"/>
+    <w:bookmarkEnd w:id="105"/>
+    <w:bookmarkStart w:id="106" w:name="cor-se-rmse-unbiased"/>
     <w:p>
       <w:pPr>
         <w:pStyle w:val="FirstParagraph"/>
@@ -27167,7 +27157,7 @@
         </m:oMath>
       </m:oMathPara>
     </w:p>
-    <w:bookmarkEnd w:id="105"/>
+    <w:bookmarkEnd w:id="106"/>
     <w:p>
       <w:pPr>
         <w:pStyle w:val="FirstParagraph"/>
@@ -27200,9 +27190,9 @@
         <w:t xml:space="preserve">.</w:t>
       </w:r>
     </w:p>
-    <w:bookmarkEnd w:id="106"/>
     <w:bookmarkEnd w:id="107"/>
-    <w:bookmarkStart w:id="140" w:name="references"/>
+    <w:bookmarkEnd w:id="108"/>
+    <w:bookmarkStart w:id="141" w:name="references"/>
     <w:p>
       <w:pPr>
         <w:pStyle w:val="Heading2"/>
@@ -27211,8 +27201,8 @@
         <w:t xml:space="preserve">References</w:t>
       </w:r>
     </w:p>
-    <w:bookmarkStart w:id="139" w:name="refs"/>
-    <w:bookmarkStart w:id="108" w:name="ref-box_draper_1987"/>
+    <w:bookmarkStart w:id="140" w:name="refs"/>
+    <w:bookmarkStart w:id="109" w:name="ref-box_draper_1987"/>
     <w:p>
       <w:pPr>
         <w:pStyle w:val="Bibliography"/>
@@ -27243,8 +27233,8 @@
         <w:t xml:space="preserve">. in Wiley series in probability and mathematical statistics. Applied probability and statistics. New York: Wiley, 1987.</w:t>
       </w:r>
     </w:p>
-    <w:bookmarkEnd w:id="108"/>
-    <w:bookmarkStart w:id="110" w:name="ref-dunn2018generalized"/>
+    <w:bookmarkEnd w:id="109"/>
+    <w:bookmarkStart w:id="111" w:name="ref-dunn2018generalized"/>
     <w:p>
       <w:pPr>
         <w:pStyle w:val="Bibliography"/>
@@ -27291,7 +27281,7 @@
       <w:r>
         <w:t xml:space="preserve"> </w:t>
       </w:r>
-      <w:hyperlink r:id="rId109">
+      <w:hyperlink r:id="rId110">
         <w:r>
           <w:rPr>
             <w:rStyle w:val="Hyperlink"/>
@@ -27303,8 +27293,8 @@
         <w:t xml:space="preserve">.</w:t>
       </w:r>
     </w:p>
-    <w:bookmarkEnd w:id="110"/>
-    <w:bookmarkStart w:id="112" w:name="ref-van2018flexible"/>
+    <w:bookmarkEnd w:id="111"/>
+    <w:bookmarkStart w:id="113" w:name="ref-van2018flexible"/>
     <w:p>
       <w:pPr>
         <w:pStyle w:val="Bibliography"/>
@@ -27337,7 +27327,7 @@
       <w:r>
         <w:t xml:space="preserve"> </w:t>
       </w:r>
-      <w:hyperlink r:id="rId111">
+      <w:hyperlink r:id="rId112">
         <w:r>
           <w:rPr>
             <w:rStyle w:val="Hyperlink"/>
@@ -27346,8 +27336,8 @@
         </w:r>
       </w:hyperlink>
     </w:p>
-    <w:bookmarkEnd w:id="112"/>
-    <w:bookmarkStart w:id="114" w:name="ref-pohl2021estimands"/>
+    <w:bookmarkEnd w:id="113"/>
+    <w:bookmarkStart w:id="115" w:name="ref-pohl2021estimands"/>
     <w:p>
       <w:pPr>
         <w:pStyle w:val="Bibliography"/>
@@ -27413,7 +27403,7 @@
       <w:r>
         <w:t xml:space="preserve"> </w:t>
       </w:r>
-      <w:hyperlink r:id="rId113">
+      <w:hyperlink r:id="rId114">
         <w:r>
           <w:rPr>
             <w:rStyle w:val="Hyperlink"/>
@@ -27425,8 +27415,8 @@
         <w:t xml:space="preserve">.</w:t>
       </w:r>
     </w:p>
-    <w:bookmarkEnd w:id="114"/>
-    <w:bookmarkStart w:id="116" w:name="ref-lawrance2020estimand"/>
+    <w:bookmarkEnd w:id="115"/>
+    <w:bookmarkStart w:id="117" w:name="ref-lawrance2020estimand"/>
     <w:p>
       <w:pPr>
         <w:pStyle w:val="Bibliography"/>
@@ -27478,7 +27468,7 @@
       <w:r>
         <w:t xml:space="preserve"> </w:t>
       </w:r>
-      <w:hyperlink r:id="rId115">
+      <w:hyperlink r:id="rId116">
         <w:r>
           <w:rPr>
             <w:rStyle w:val="Hyperlink"/>
@@ -27490,8 +27480,8 @@
         <w:t xml:space="preserve">.</w:t>
       </w:r>
     </w:p>
-    <w:bookmarkEnd w:id="116"/>
-    <w:bookmarkStart w:id="118" w:name="ref-wikipedia_estimand"/>
+    <w:bookmarkEnd w:id="117"/>
+    <w:bookmarkStart w:id="119" w:name="ref-wikipedia_estimand"/>
     <w:p>
       <w:pPr>
         <w:pStyle w:val="Bibliography"/>
@@ -27538,7 +27528,7 @@
       <w:r>
         <w:t xml:space="preserve"> </w:t>
       </w:r>
-      <w:hyperlink r:id="rId117">
+      <w:hyperlink r:id="rId118">
         <w:r>
           <w:rPr>
             <w:rStyle w:val="Hyperlink"/>
@@ -27547,8 +27537,8 @@
         </w:r>
       </w:hyperlink>
     </w:p>
-    <w:bookmarkEnd w:id="118"/>
-    <w:bookmarkStart w:id="120" w:name="ref-wikipedia_estimator"/>
+    <w:bookmarkEnd w:id="119"/>
+    <w:bookmarkStart w:id="121" w:name="ref-wikipedia_estimator"/>
     <w:p>
       <w:pPr>
         <w:pStyle w:val="Bibliography"/>
@@ -27595,7 +27585,7 @@
       <w:r>
         <w:t xml:space="preserve"> </w:t>
       </w:r>
-      <w:hyperlink r:id="rId119">
+      <w:hyperlink r:id="rId120">
         <w:r>
           <w:rPr>
             <w:rStyle w:val="Hyperlink"/>
@@ -27604,8 +27594,8 @@
         </w:r>
       </w:hyperlink>
     </w:p>
-    <w:bookmarkEnd w:id="120"/>
-    <w:bookmarkStart w:id="122" w:name="ref-wikipedia_sampling_distribution"/>
+    <w:bookmarkEnd w:id="121"/>
+    <w:bookmarkStart w:id="123" w:name="ref-wikipedia_sampling_distribution"/>
     <w:p>
       <w:pPr>
         <w:pStyle w:val="Bibliography"/>
@@ -27652,7 +27642,7 @@
       <w:r>
         <w:t xml:space="preserve"> </w:t>
       </w:r>
-      <w:hyperlink r:id="rId121">
+      <w:hyperlink r:id="rId122">
         <w:r>
           <w:rPr>
             <w:rStyle w:val="Hyperlink"/>
@@ -27661,8 +27651,8 @@
         </w:r>
       </w:hyperlink>
     </w:p>
-    <w:bookmarkEnd w:id="122"/>
-    <w:bookmarkStart w:id="123" w:name="ref-hoggtanis2015"/>
+    <w:bookmarkEnd w:id="123"/>
+    <w:bookmarkStart w:id="124" w:name="ref-hoggtanis2015"/>
     <w:p>
       <w:pPr>
         <w:pStyle w:val="Bibliography"/>
@@ -27693,8 +27683,8 @@
         <w:t xml:space="preserve">, Tenth edition. Boston: Pearson, 2019.</w:t>
       </w:r>
     </w:p>
-    <w:bookmarkEnd w:id="123"/>
-    <w:bookmarkStart w:id="125" w:name="ref-CaseBerg01"/>
+    <w:bookmarkEnd w:id="124"/>
+    <w:bookmarkStart w:id="126" w:name="ref-CaseBerg01"/>
     <w:p>
       <w:pPr>
         <w:pStyle w:val="Bibliography"/>
@@ -27727,7 +27717,7 @@
       <w:r>
         <w:t xml:space="preserve"> </w:t>
       </w:r>
-      <w:hyperlink r:id="rId124">
+      <w:hyperlink r:id="rId125">
         <w:r>
           <w:rPr>
             <w:rStyle w:val="Hyperlink"/>
@@ -27736,8 +27726,8 @@
         </w:r>
       </w:hyperlink>
     </w:p>
-    <w:bookmarkEnd w:id="125"/>
-    <w:bookmarkStart w:id="126" w:name="ref-rice2007mathematical"/>
+    <w:bookmarkEnd w:id="126"/>
+    <w:bookmarkStart w:id="127" w:name="ref-rice2007mathematical"/>
     <w:p>
       <w:pPr>
         <w:pStyle w:val="Bibliography"/>
@@ -27768,8 +27758,8 @@
         <w:t xml:space="preserve">, 3rd ed. Belmont, CA: Cengage Learning, 2007.</w:t>
       </w:r>
     </w:p>
-    <w:bookmarkEnd w:id="126"/>
-    <w:bookmarkStart w:id="128" w:name="ref-wikipedia_bias_of_an_estimator"/>
+    <w:bookmarkEnd w:id="127"/>
+    <w:bookmarkStart w:id="129" w:name="ref-wikipedia_bias_of_an_estimator"/>
     <w:p>
       <w:pPr>
         <w:pStyle w:val="Bibliography"/>
@@ -27816,7 +27806,7 @@
       <w:r>
         <w:t xml:space="preserve"> </w:t>
       </w:r>
-      <w:hyperlink r:id="rId127">
+      <w:hyperlink r:id="rId128">
         <w:r>
           <w:rPr>
             <w:rStyle w:val="Hyperlink"/>
@@ -27825,8 +27815,8 @@
         </w:r>
       </w:hyperlink>
     </w:p>
-    <w:bookmarkEnd w:id="128"/>
-    <w:bookmarkStart w:id="130" w:name="ref-wikipedia_mean_squared_error"/>
+    <w:bookmarkEnd w:id="129"/>
+    <w:bookmarkStart w:id="131" w:name="ref-wikipedia_mean_squared_error"/>
     <w:p>
       <w:pPr>
         <w:pStyle w:val="Bibliography"/>
@@ -27873,7 +27863,7 @@
       <w:r>
         <w:t xml:space="preserve"> </w:t>
       </w:r>
-      <w:hyperlink r:id="rId129">
+      <w:hyperlink r:id="rId130">
         <w:r>
           <w:rPr>
             <w:rStyle w:val="Hyperlink"/>
@@ -27882,8 +27872,8 @@
         </w:r>
       </w:hyperlink>
     </w:p>
-    <w:bookmarkEnd w:id="130"/>
-    <w:bookmarkStart w:id="132" w:name="ref-wikipedia_root_mean_square_deviation"/>
+    <w:bookmarkEnd w:id="131"/>
+    <w:bookmarkStart w:id="133" w:name="ref-wikipedia_root_mean_square_deviation"/>
     <w:p>
       <w:pPr>
         <w:pStyle w:val="Bibliography"/>
@@ -27930,7 +27920,7 @@
       <w:r>
         <w:t xml:space="preserve"> </w:t>
       </w:r>
-      <w:hyperlink r:id="rId131">
+      <w:hyperlink r:id="rId132">
         <w:r>
           <w:rPr>
             <w:rStyle w:val="Hyperlink"/>
@@ -27939,8 +27929,8 @@
         </w:r>
       </w:hyperlink>
     </w:p>
-    <w:bookmarkEnd w:id="132"/>
-    <w:bookmarkStart w:id="134" w:name="ref-fiveminuteai_probstat"/>
+    <w:bookmarkEnd w:id="133"/>
+    <w:bookmarkStart w:id="135" w:name="ref-fiveminuteai_probstat"/>
     <w:p>
       <w:pPr>
         <w:pStyle w:val="Bibliography"/>
@@ -27972,7 +27962,7 @@
       <w:r>
         <w:t xml:space="preserve"> </w:t>
       </w:r>
-      <w:hyperlink r:id="rId133">
+      <w:hyperlink r:id="rId134">
         <w:r>
           <w:rPr>
             <w:rStyle w:val="Hyperlink"/>
@@ -27981,8 +27971,8 @@
         </w:r>
       </w:hyperlink>
     </w:p>
-    <w:bookmarkEnd w:id="134"/>
-    <w:bookmarkStart w:id="136" w:name="ref-wikipedia_mean_absolute_error"/>
+    <w:bookmarkEnd w:id="135"/>
+    <w:bookmarkStart w:id="137" w:name="ref-wikipedia_mean_absolute_error"/>
     <w:p>
       <w:pPr>
         <w:pStyle w:val="Bibliography"/>
@@ -28029,7 +28019,7 @@
       <w:r>
         <w:t xml:space="preserve"> </w:t>
       </w:r>
-      <w:hyperlink r:id="rId135">
+      <w:hyperlink r:id="rId136">
         <w:r>
           <w:rPr>
             <w:rStyle w:val="Hyperlink"/>
@@ -28038,8 +28028,8 @@
         </w:r>
       </w:hyperlink>
     </w:p>
-    <w:bookmarkEnd w:id="136"/>
-    <w:bookmarkStart w:id="138" w:name="ref-wikipedia_standard_error"/>
+    <w:bookmarkEnd w:id="137"/>
+    <w:bookmarkStart w:id="139" w:name="ref-wikipedia_standard_error"/>
     <w:p>
       <w:pPr>
         <w:pStyle w:val="Bibliography"/>
@@ -28086,7 +28076,7 @@
       <w:r>
         <w:t xml:space="preserve"> </w:t>
       </w:r>
-      <w:hyperlink r:id="rId137">
+      <w:hyperlink r:id="rId138">
         <w:r>
           <w:rPr>
             <w:rStyle w:val="Hyperlink"/>
@@ -28095,9 +28085,9 @@
         </w:r>
       </w:hyperlink>
     </w:p>
-    <w:bookmarkEnd w:id="138"/>
     <w:bookmarkEnd w:id="139"/>
     <w:bookmarkEnd w:id="140"/>
+    <w:bookmarkEnd w:id="141"/>
     <w:sectPr>
       <w:footnotePr>
         <w:numRestart w:val="eachSect"/>

--- a/pr-preview/pr-341/estimation-handout.docx
+++ b/pr-preview/pr-341/estimation-handout.docx
@@ -15,7 +15,7 @@
         <w:pStyle w:val="Date"/>
       </w:pPr>
       <w:r>
-        <w:t xml:space="preserve">Last modified: 2026-10-19 00:53:49 (PDT)</w:t>
+        <w:t xml:space="preserve">Last modified: 2026-10-19 01:55:24 (PDT)</w:t>
       </w:r>
     </w:p>
     <w:bookmarkStart w:id="14" w:name="scientific-models"/>

--- a/pr-preview/pr-341/estimation-handout.docx
+++ b/pr-preview/pr-341/estimation-handout.docx
@@ -15,7 +15,7 @@
         <w:pStyle w:val="Date"/>
       </w:pPr>
       <w:r>
-        <w:t xml:space="preserve">Last modified: 2026-10-19 01:55:24 (PDT)</w:t>
+        <w:t xml:space="preserve">Last modified: 2026-10-19 03:40:46 (PDT)</w:t>
       </w:r>
     </w:p>
     <w:bookmarkStart w:id="14" w:name="scientific-models"/>
@@ -4788,7 +4788,7 @@
         <w:t xml:space="preserve"> </w:t>
       </w:r>
       <w:r>
-        <w:t xml:space="preserve">Write the</w:t>
+        <w:t xml:space="preserve">Derive an expression for the</w:t>
       </w:r>
       <w:r>
         <w:t xml:space="preserve"> </w:t>
@@ -4842,8 +4842,19 @@
         <w:t xml:space="preserve"> </w:t>
       </w:r>
       <w:r>
-        <w:t xml:space="preserve">of an estimator</w:t>
-      </w:r>
+        <w:t xml:space="preserve">of an</w:t>
+      </w:r>
+      <w:r>
+        <w:t xml:space="preserve"> </w:t>
+      </w:r>
+      <w:hyperlink w:anchor="def-estimator">
+        <w:r>
+          <w:rPr>
+            <w:rStyle w:val="Hyperlink"/>
+          </w:rPr>
+          <w:t xml:space="preserve">estimator</w:t>
+        </w:r>
+      </w:hyperlink>
       <w:r>
         <w:t xml:space="preserve"> </w:t>
       </w:r>
@@ -6052,36 +6063,36 @@
                     </m:rPr>
                     <m:t>E</m:t>
                   </m:r>
+                  <m:r>
+                    <m:t>​</m:t>
+                  </m:r>
+                  <m:d>
+                    <m:dPr>
+                      <m:begChr m:val="["/>
+                      <m:sepChr m:val=""/>
+                      <m:endChr m:val="]"/>
+                      <m:grow/>
+                    </m:dPr>
+                    <m:e>
+                      <m:sSub>
+                        <m:e>
+                          <m:r>
+                            <m:t>X</m:t>
+                          </m:r>
+                        </m:e>
+                        <m:sub>
+                          <m:r>
+                            <m:t>i</m:t>
+                          </m:r>
+                        </m:sub>
+                      </m:sSub>
+                    </m:e>
+                  </m:d>
+                  <m:r>
+                    <m:t>​</m:t>
+                  </m:r>
                 </m:e>
               </m:nary>
-              <m:r>
-                <m:t>​</m:t>
-              </m:r>
-              <m:d>
-                <m:dPr>
-                  <m:begChr m:val="["/>
-                  <m:sepChr m:val=""/>
-                  <m:endChr m:val="]"/>
-                  <m:grow/>
-                </m:dPr>
-                <m:e>
-                  <m:sSub>
-                    <m:e>
-                      <m:r>
-                        <m:t>X</m:t>
-                      </m:r>
-                    </m:e>
-                    <m:sub>
-                      <m:r>
-                        <m:t>i</m:t>
-                      </m:r>
-                    </m:sub>
-                  </m:sSub>
-                </m:e>
-              </m:d>
-              <m:r>
-                <m:t>​</m:t>
-              </m:r>
               <m:r>
                 <m:rPr>
                   <m:sty m:val="p"/>
@@ -10427,7 +10438,7 @@
         <w:t xml:space="preserve"> </w:t>
       </w:r>
       <w:r>
-        <w:t xml:space="preserve">Write the</w:t>
+        <w:t xml:space="preserve">Derive an expression for the</w:t>
       </w:r>
       <w:r>
         <w:t xml:space="preserve"> </w:t>
@@ -13283,36 +13294,36 @@
                     </m:rPr>
                     <m:t>Var</m:t>
                   </m:r>
+                  <m:r>
+                    <m:t>​</m:t>
+                  </m:r>
+                  <m:d>
+                    <m:dPr>
+                      <m:begChr m:val="("/>
+                      <m:sepChr m:val=""/>
+                      <m:endChr m:val=")"/>
+                      <m:grow/>
+                    </m:dPr>
+                    <m:e>
+                      <m:sSub>
+                        <m:e>
+                          <m:r>
+                            <m:t>X</m:t>
+                          </m:r>
+                        </m:e>
+                        <m:sub>
+                          <m:r>
+                            <m:t>i</m:t>
+                          </m:r>
+                        </m:sub>
+                      </m:sSub>
+                    </m:e>
+                  </m:d>
+                  <m:r>
+                    <m:t>​</m:t>
+                  </m:r>
                 </m:e>
               </m:nary>
-              <m:r>
-                <m:t>​</m:t>
-              </m:r>
-              <m:d>
-                <m:dPr>
-                  <m:begChr m:val="("/>
-                  <m:sepChr m:val=""/>
-                  <m:endChr m:val=")"/>
-                  <m:grow/>
-                </m:dPr>
-                <m:e>
-                  <m:sSub>
-                    <m:e>
-                      <m:r>
-                        <m:t>X</m:t>
-                      </m:r>
-                    </m:e>
-                    <m:sub>
-                      <m:r>
-                        <m:t>i</m:t>
-                      </m:r>
-                    </m:sub>
-                  </m:sSub>
-                </m:e>
-              </m:d>
-              <m:r>
-                <m:t>​</m:t>
-              </m:r>
               <m:r>
                 <m:t>&amp;</m:t>
               </m:r>
@@ -13713,36 +13724,36 @@
               </m:rPr>
               <m:t>Var</m:t>
             </m:r>
+            <m:r>
+              <m:t>​</m:t>
+            </m:r>
+            <m:d>
+              <m:dPr>
+                <m:begChr m:val="("/>
+                <m:sepChr m:val=""/>
+                <m:endChr m:val=")"/>
+                <m:grow/>
+              </m:dPr>
+              <m:e>
+                <m:sSub>
+                  <m:e>
+                    <m:r>
+                      <m:t>X</m:t>
+                    </m:r>
+                  </m:e>
+                  <m:sub>
+                    <m:r>
+                      <m:t>i</m:t>
+                    </m:r>
+                  </m:sub>
+                </m:sSub>
+              </m:e>
+            </m:d>
+            <m:r>
+              <m:t>​</m:t>
+            </m:r>
           </m:e>
         </m:nary>
-        <m:r>
-          <m:t>​</m:t>
-        </m:r>
-        <m:d>
-          <m:dPr>
-            <m:begChr m:val="("/>
-            <m:sepChr m:val=""/>
-            <m:endChr m:val=")"/>
-            <m:grow/>
-          </m:dPr>
-          <m:e>
-            <m:sSub>
-              <m:e>
-                <m:r>
-                  <m:t>X</m:t>
-                </m:r>
-              </m:e>
-              <m:sub>
-                <m:r>
-                  <m:t>i</m:t>
-                </m:r>
-              </m:sub>
-            </m:sSub>
-          </m:e>
-        </m:d>
-        <m:r>
-          <m:t>​</m:t>
-        </m:r>
       </m:oMath>
       <w:r>
         <w:t xml:space="preserve"> </w:t>
@@ -17599,41 +17610,41 @@
                     </m:rPr>
                     <m:t>E</m:t>
                   </m:r>
+                  <m:r>
+                    <m:t>​</m:t>
+                  </m:r>
+                  <m:d>
+                    <m:dPr>
+                      <m:begChr m:val="["/>
+                      <m:sepChr m:val=""/>
+                      <m:endChr m:val="]"/>
+                      <m:grow/>
+                    </m:dPr>
+                    <m:e>
+                      <m:sSubSup>
+                        <m:e>
+                          <m:r>
+                            <m:t>X</m:t>
+                          </m:r>
+                        </m:e>
+                        <m:sub>
+                          <m:r>
+                            <m:t>i</m:t>
+                          </m:r>
+                        </m:sub>
+                        <m:sup>
+                          <m:r>
+                            <m:t>2</m:t>
+                          </m:r>
+                        </m:sup>
+                      </m:sSubSup>
+                    </m:e>
+                  </m:d>
+                  <m:r>
+                    <m:t>​</m:t>
+                  </m:r>
                 </m:e>
               </m:nary>
-              <m:r>
-                <m:t>​</m:t>
-              </m:r>
-              <m:d>
-                <m:dPr>
-                  <m:begChr m:val="["/>
-                  <m:sepChr m:val=""/>
-                  <m:endChr m:val="]"/>
-                  <m:grow/>
-                </m:dPr>
-                <m:e>
-                  <m:sSubSup>
-                    <m:e>
-                      <m:r>
-                        <m:t>X</m:t>
-                      </m:r>
-                    </m:e>
-                    <m:sub>
-                      <m:r>
-                        <m:t>i</m:t>
-                      </m:r>
-                    </m:sub>
-                    <m:sup>
-                      <m:r>
-                        <m:t>2</m:t>
-                      </m:r>
-                    </m:sup>
-                  </m:sSubSup>
-                </m:e>
-              </m:d>
-              <m:r>
-                <m:t>​</m:t>
-              </m:r>
               <m:r>
                 <m:rPr>
                   <m:sty m:val="p"/>
@@ -17741,41 +17752,41 @@
                     </m:rPr>
                     <m:t>E</m:t>
                   </m:r>
+                  <m:r>
+                    <m:t>​</m:t>
+                  </m:r>
+                  <m:d>
+                    <m:dPr>
+                      <m:begChr m:val="["/>
+                      <m:sepChr m:val=""/>
+                      <m:endChr m:val="]"/>
+                      <m:grow/>
+                    </m:dPr>
+                    <m:e>
+                      <m:sSubSup>
+                        <m:e>
+                          <m:r>
+                            <m:t>X</m:t>
+                          </m:r>
+                        </m:e>
+                        <m:sub>
+                          <m:r>
+                            <m:t>i</m:t>
+                          </m:r>
+                        </m:sub>
+                        <m:sup>
+                          <m:r>
+                            <m:t>2</m:t>
+                          </m:r>
+                        </m:sup>
+                      </m:sSubSup>
+                    </m:e>
+                  </m:d>
+                  <m:r>
+                    <m:t>​</m:t>
+                  </m:r>
                 </m:e>
               </m:nary>
-              <m:r>
-                <m:t>​</m:t>
-              </m:r>
-              <m:d>
-                <m:dPr>
-                  <m:begChr m:val="["/>
-                  <m:sepChr m:val=""/>
-                  <m:endChr m:val="]"/>
-                  <m:grow/>
-                </m:dPr>
-                <m:e>
-                  <m:sSubSup>
-                    <m:e>
-                      <m:r>
-                        <m:t>X</m:t>
-                      </m:r>
-                    </m:e>
-                    <m:sub>
-                      <m:r>
-                        <m:t>i</m:t>
-                      </m:r>
-                    </m:sub>
-                    <m:sup>
-                      <m:r>
-                        <m:t>2</m:t>
-                      </m:r>
-                    </m:sup>
-                  </m:sSubSup>
-                </m:e>
-              </m:d>
-              <m:r>
-                <m:t>​</m:t>
-              </m:r>
               <m:r>
                 <m:rPr>
                   <m:sty m:val="p"/>
